--- a/docs/final-project-reports/Training Procedure and Model Architecture.docx
+++ b/docs/final-project-reports/Training Procedure and Model Architecture.docx
@@ -61,6 +61,9 @@
       </w:r>
     </w:p>
     <w:p>
+      <w:pPr>
+        <w:jc w:val="both"/>
+      </w:pPr>
       <w:r>
         <w:t xml:space="preserve">This model performs music genre classification from audio clips using </w:t>
       </w:r>
@@ -76,66 +79,70 @@
       </w:r>
     </w:p>
     <w:p>
-      <w:r>
-        <w:t xml:space="preserve">If one spectrogram is written as </w:t>
+      <w:pPr>
+        <w:rPr>
+          <w:b/>
+          <w:bCs/>
+        </w:rPr>
+      </w:pPr>
+      <w:r>
+        <w:rPr>
+          <w:b/>
+          <w:bCs/>
+        </w:rPr>
+        <w:t>Input Representation and Normalization</w:t>
+      </w:r>
+    </w:p>
+    <w:p>
+      <w:r>
+        <w:t>A</w:t>
+      </w:r>
+      <w:r>
+        <w:t xml:space="preserve"> spectrogram  </w:t>
       </w:r>
       <m:oMath>
         <m:r>
           <w:rPr>
             <w:rFonts w:ascii="Cambria Math" w:hAnsi="Cambria Math"/>
           </w:rPr>
-          <m:t>X</m:t>
+          <m:t>X∈</m:t>
         </m:r>
+        <m:sSup>
+          <m:sSupPr>
+            <m:ctrlPr>
+              <w:rPr>
+                <w:rFonts w:ascii="Cambria Math" w:hAnsi="Cambria Math"/>
+              </w:rPr>
+            </m:ctrlPr>
+          </m:sSupPr>
+          <m:e>
+            <m:r>
+              <m:rPr>
+                <m:scr m:val="double-struck"/>
+                <m:sty m:val="p"/>
+              </m:rPr>
+              <w:rPr>
+                <w:rFonts w:ascii="Cambria Math" w:hAnsi="Cambria Math"/>
+              </w:rPr>
+              <m:t>R</m:t>
+            </m:r>
+          </m:e>
+          <m:sup>
+            <m:r>
+              <w:rPr>
+                <w:rFonts w:ascii="Cambria Math" w:hAnsi="Cambria Math"/>
+              </w:rPr>
+              <m:t>K×T</m:t>
+            </m:r>
+          </m:sup>
+        </m:sSup>
       </m:oMath>
       <w:r>
-        <w:t>, then:</w:t>
-      </w:r>
-    </w:p>
-    <w:p>
-      <m:oMathPara>
-        <m:oMath>
-          <m:r>
-            <w:rPr>
-              <w:rFonts w:ascii="Cambria Math" w:hAnsi="Cambria Math"/>
-            </w:rPr>
-            <m:t>X∈</m:t>
-          </m:r>
-          <m:sSup>
-            <m:sSupPr>
-              <m:ctrlPr>
-                <w:rPr>
-                  <w:rFonts w:ascii="Cambria Math" w:hAnsi="Cambria Math"/>
-                </w:rPr>
-              </m:ctrlPr>
-            </m:sSupPr>
-            <m:e>
-              <m:r>
-                <m:rPr>
-                  <m:scr m:val="double-struck"/>
-                  <m:sty m:val="p"/>
-                </m:rPr>
-                <w:rPr>
-                  <w:rFonts w:ascii="Cambria Math" w:hAnsi="Cambria Math"/>
-                </w:rPr>
-                <m:t>R</m:t>
-              </m:r>
-            </m:e>
-            <m:sup>
-              <m:r>
-                <w:rPr>
-                  <w:rFonts w:ascii="Cambria Math" w:hAnsi="Cambria Math"/>
-                </w:rPr>
-                <m:t>K×T</m:t>
-              </m:r>
-            </m:sup>
-          </m:sSup>
-          <m:r>
-            <w:br/>
-          </m:r>
-        </m:oMath>
-      </m:oMathPara>
-    </w:p>
-    <w:p>
+        <w:rPr>
+          <w:rFonts w:eastAsiaTheme="minorEastAsia"/>
+        </w:rPr>
+        <w:t xml:space="preserve">, </w:t>
+      </w:r>
       <w:r>
         <w:t xml:space="preserve">where </w:t>
       </w:r>
@@ -148,6 +155,12 @@
         </m:r>
       </m:oMath>
       <w:r>
+        <w:rPr>
+          <w:rFonts w:eastAsiaTheme="minorEastAsia"/>
+        </w:rPr>
+        <w:t xml:space="preserve"> </w:t>
+      </w:r>
+      <w:r>
         <w:t xml:space="preserve">is the number of Mel bins and </w:t>
       </w:r>
       <m:oMath>
@@ -155,31 +168,29 @@
           <w:rPr>
             <w:rFonts w:ascii="Cambria Math" w:hAnsi="Cambria Math"/>
           </w:rPr>
-          <m:t>T</m:t>
+          <m:t xml:space="preserve">T </m:t>
         </m:r>
       </m:oMath>
       <w:r>
         <w:t>is the number of time frames.</w:t>
       </w:r>
-    </w:p>
-    <w:p>
-      <w:pPr>
-        <w:rPr>
-          <w:b/>
-          <w:bCs/>
-        </w:rPr>
-      </w:pPr>
-      <w:r>
-        <w:rPr>
-          <w:b/>
-          <w:bCs/>
-        </w:rPr>
-        <w:t>Input Representation and Normalization</w:t>
-      </w:r>
-    </w:p>
-    <w:p>
-      <w:r>
-        <w:t>Each audio clip is first converted into a log-Mel spectrogram. In simplified form, this can be written as:</w:t>
+      <w:r>
+        <w:t xml:space="preserve"> Given an </w:t>
+      </w:r>
+      <w:r>
+        <w:t>audio clip</w:t>
+      </w:r>
+      <w:r>
+        <w:t>, it</w:t>
+      </w:r>
+      <w:r>
+        <w:t xml:space="preserve"> is first converted into a log-Mel spectrogram</w:t>
+      </w:r>
+      <w:r>
+        <w:t>,</w:t>
+      </w:r>
+      <w:r>
+        <w:t xml:space="preserve"> can be written as:</w:t>
       </w:r>
     </w:p>
     <w:p>
@@ -239,7 +250,7 @@
           </m:r>
           <m:r>
             <w:rPr>
-              <w:i/>
+              <w:rFonts w:ascii="Cambria Math" w:hAnsi="Cambria Math"/>
             </w:rPr>
             <w:br/>
           </m:r>
@@ -247,6 +258,14 @@
       </m:oMathPara>
     </w:p>
     <w:p>
+      <w:pPr>
+        <w:pStyle w:val="NormalWeb"/>
+        <w:rPr>
+          <w:rFonts w:eastAsia="Times New Roman"/>
+          <w:kern w:val="0"/>
+          <w14:ligatures w14:val="none"/>
+        </w:rPr>
+      </w:pPr>
       <w:r>
         <w:t xml:space="preserve">where </w:t>
       </w:r>
@@ -284,6 +303,12 @@
         </m:r>
       </m:oMath>
       <w:r>
+        <w:rPr>
+          <w:rFonts w:eastAsiaTheme="minorEastAsia"/>
+        </w:rPr>
+        <w:t xml:space="preserve"> </w:t>
+      </w:r>
+      <w:r>
         <w:t xml:space="preserve">is the Mel-band energy at Mel bin </w:t>
       </w:r>
       <m:oMath>
@@ -306,10 +331,300 @@
         </m:r>
       </m:oMath>
       <w:r>
-        <w:t>.</w:t>
-      </w:r>
-    </w:p>
-    <w:p>
+        <w:t xml:space="preserve">, </w:t>
+      </w:r>
+      <w:r>
+        <w:rPr>
+          <w:rFonts w:eastAsia="Times New Roman"/>
+          <w:kern w:val="0"/>
+          <w14:ligatures w14:val="none"/>
+        </w:rPr>
+        <w:t xml:space="preserve">computed by applying a </w:t>
+      </w:r>
+      <w:r>
+        <w:rPr>
+          <w:rFonts w:eastAsia="Times New Roman"/>
+          <w:b/>
+          <w:bCs/>
+          <w:kern w:val="0"/>
+          <w14:ligatures w14:val="none"/>
+        </w:rPr>
+        <w:t xml:space="preserve">Mel </w:t>
+      </w:r>
+      <w:proofErr w:type="spellStart"/>
+      <w:r>
+        <w:rPr>
+          <w:rFonts w:eastAsia="Times New Roman"/>
+          <w:b/>
+          <w:bCs/>
+          <w:kern w:val="0"/>
+          <w14:ligatures w14:val="none"/>
+        </w:rPr>
+        <w:t>filterbank</w:t>
+      </w:r>
+      <w:proofErr w:type="spellEnd"/>
+      <w:r>
+        <w:rPr>
+          <w:rFonts w:eastAsia="Times New Roman"/>
+          <w:kern w:val="0"/>
+          <w14:ligatures w14:val="none"/>
+        </w:rPr>
+        <w:t xml:space="preserve"> to the </w:t>
+      </w:r>
+      <w:r>
+        <w:rPr>
+          <w:rFonts w:eastAsia="Times New Roman"/>
+          <w:b/>
+          <w:bCs/>
+          <w:kern w:val="0"/>
+          <w14:ligatures w14:val="none"/>
+        </w:rPr>
+        <w:t>power spectrum</w:t>
+      </w:r>
+      <w:r>
+        <w:rPr>
+          <w:rFonts w:eastAsia="Times New Roman"/>
+          <w:b/>
+          <w:bCs/>
+          <w:kern w:val="0"/>
+          <w14:ligatures w14:val="none"/>
+        </w:rPr>
+        <w:t xml:space="preserve"> </w:t>
+      </w:r>
+      <w:r>
+        <w:rPr>
+          <w:rFonts w:eastAsia="Times New Roman"/>
+          <w:kern w:val="0"/>
+          <w14:ligatures w14:val="none"/>
+        </w:rPr>
+        <w:t>(</w:t>
+      </w:r>
+      <w:r>
+        <w:rPr>
+          <w:rFonts w:eastAsia="Times New Roman"/>
+          <w:kern w:val="0"/>
+          <w14:ligatures w14:val="none"/>
+        </w:rPr>
+        <w:t>STFT</w:t>
+      </w:r>
+      <w:r>
+        <w:rPr>
+          <w:rFonts w:eastAsia="Times New Roman"/>
+          <w:kern w:val="0"/>
+          <w14:ligatures w14:val="none"/>
+        </w:rPr>
+        <w:t>/FFT)</w:t>
+      </w:r>
+      <w:r>
+        <w:rPr>
+          <w:rFonts w:eastAsia="Times New Roman"/>
+          <w:kern w:val="0"/>
+          <w14:ligatures w14:val="none"/>
+        </w:rPr>
+        <w:t xml:space="preserve"> of the signal:</w:t>
+      </w:r>
+    </w:p>
+    <w:p>
+      <m:oMathPara>
+        <m:oMath>
+          <m:sSub>
+            <m:sSubPr>
+              <m:ctrlPr>
+                <w:rPr>
+                  <w:rFonts w:ascii="Cambria Math" w:eastAsia="Times New Roman" w:hAnsi="Cambria Math" w:cs="Times New Roman"/>
+                  <w:kern w:val="0"/>
+                  <w14:ligatures w14:val="none"/>
+                </w:rPr>
+              </m:ctrlPr>
+            </m:sSubPr>
+            <m:e>
+              <m:r>
+                <w:rPr>
+                  <w:rFonts w:ascii="Cambria Math" w:eastAsia="Times New Roman" w:hAnsi="Cambria Math" w:cs="Times New Roman"/>
+                  <w:kern w:val="0"/>
+                  <w14:ligatures w14:val="none"/>
+                </w:rPr>
+                <m:t>M</m:t>
+              </m:r>
+            </m:e>
+            <m:sub>
+              <m:r>
+                <w:rPr>
+                  <w:rFonts w:ascii="Cambria Math" w:eastAsia="Times New Roman" w:hAnsi="Cambria Math" w:cs="Times New Roman"/>
+                  <w:kern w:val="0"/>
+                  <w14:ligatures w14:val="none"/>
+                </w:rPr>
+                <m:t>r</m:t>
+              </m:r>
+            </m:sub>
+          </m:sSub>
+          <m:r>
+            <w:rPr>
+              <w:rFonts w:ascii="Cambria Math" w:eastAsia="Times New Roman" w:hAnsi="Cambria Math" w:cs="Times New Roman"/>
+              <w:kern w:val="0"/>
+              <w14:ligatures w14:val="none"/>
+            </w:rPr>
+            <m:t>[m]=</m:t>
+          </m:r>
+          <m:nary>
+            <m:naryPr>
+              <m:chr m:val="∑"/>
+              <m:limLoc m:val="undOvr"/>
+              <m:grow m:val="1"/>
+              <m:ctrlPr>
+                <w:rPr>
+                  <w:rFonts w:ascii="Cambria Math" w:eastAsia="Times New Roman" w:hAnsi="Cambria Math" w:cs="Times New Roman"/>
+                  <w:kern w:val="0"/>
+                  <w14:ligatures w14:val="none"/>
+                </w:rPr>
+              </m:ctrlPr>
+            </m:naryPr>
+            <m:sub>
+              <m:r>
+                <w:rPr>
+                  <w:rFonts w:ascii="Cambria Math" w:eastAsia="Times New Roman" w:hAnsi="Cambria Math" w:cs="Times New Roman"/>
+                  <w:kern w:val="0"/>
+                  <w14:ligatures w14:val="none"/>
+                </w:rPr>
+                <m:t>k=0</m:t>
+              </m:r>
+            </m:sub>
+            <m:sup>
+              <m:sSub>
+                <m:sSubPr>
+                  <m:ctrlPr>
+                    <w:rPr>
+                      <w:rFonts w:ascii="Cambria Math" w:eastAsia="Times New Roman" w:hAnsi="Cambria Math" w:cs="Times New Roman"/>
+                      <w:kern w:val="0"/>
+                      <w14:ligatures w14:val="none"/>
+                    </w:rPr>
+                  </m:ctrlPr>
+                </m:sSubPr>
+                <m:e>
+                  <m:r>
+                    <w:rPr>
+                      <w:rFonts w:ascii="Cambria Math" w:eastAsia="Times New Roman" w:hAnsi="Cambria Math" w:cs="Times New Roman"/>
+                      <w:kern w:val="0"/>
+                      <w14:ligatures w14:val="none"/>
+                    </w:rPr>
+                    <m:t>K</m:t>
+                  </m:r>
+                </m:e>
+                <m:sub>
+                  <m:r>
+                    <m:rPr>
+                      <m:nor/>
+                    </m:rPr>
+                    <w:rPr>
+                      <w:rFonts w:ascii="Times New Roman" w:eastAsia="Times New Roman" w:hAnsi="Times New Roman" w:cs="Times New Roman"/>
+                      <w:kern w:val="0"/>
+                      <w14:ligatures w14:val="none"/>
+                    </w:rPr>
+                    <m:t>fft</m:t>
+                  </m:r>
+                </m:sub>
+              </m:sSub>
+              <m:r>
+                <w:rPr>
+                  <w:rFonts w:ascii="Cambria Math" w:eastAsia="Times New Roman" w:hAnsi="Cambria Math" w:cs="Times New Roman"/>
+                  <w:kern w:val="0"/>
+                  <w14:ligatures w14:val="none"/>
+                </w:rPr>
+                <m:t>-1</m:t>
+              </m:r>
+            </m:sup>
+            <m:e>
+              <m:sSub>
+                <m:sSubPr>
+                  <m:ctrlPr>
+                    <w:rPr>
+                      <w:rFonts w:ascii="Cambria Math" w:eastAsia="Times New Roman" w:hAnsi="Cambria Math" w:cs="Times New Roman"/>
+                      <w:kern w:val="0"/>
+                      <w14:ligatures w14:val="none"/>
+                    </w:rPr>
+                  </m:ctrlPr>
+                </m:sSubPr>
+                <m:e>
+                  <m:r>
+                    <w:rPr>
+                      <w:rFonts w:ascii="Cambria Math" w:eastAsia="Times New Roman" w:hAnsi="Cambria Math" w:cs="Times New Roman"/>
+                      <w:kern w:val="0"/>
+                      <w14:ligatures w14:val="none"/>
+                    </w:rPr>
+                    <m:t>H</m:t>
+                  </m:r>
+                </m:e>
+                <m:sub>
+                  <m:r>
+                    <w:rPr>
+                      <w:rFonts w:ascii="Cambria Math" w:eastAsia="Times New Roman" w:hAnsi="Cambria Math" w:cs="Times New Roman"/>
+                      <w:kern w:val="0"/>
+                      <w14:ligatures w14:val="none"/>
+                    </w:rPr>
+                    <m:t>r</m:t>
+                  </m:r>
+                </m:sub>
+              </m:sSub>
+            </m:e>
+          </m:nary>
+          <m:r>
+            <w:rPr>
+              <w:rFonts w:ascii="Cambria Math" w:eastAsia="Times New Roman" w:hAnsi="Cambria Math" w:cs="Times New Roman"/>
+              <w:kern w:val="0"/>
+              <w14:ligatures w14:val="none"/>
+            </w:rPr>
+            <m:t>[k]⋅</m:t>
+          </m:r>
+          <m:sSub>
+            <m:sSubPr>
+              <m:ctrlPr>
+                <w:rPr>
+                  <w:rFonts w:ascii="Cambria Math" w:eastAsia="Times New Roman" w:hAnsi="Cambria Math" w:cs="Times New Roman"/>
+                  <w:kern w:val="0"/>
+                  <w14:ligatures w14:val="none"/>
+                </w:rPr>
+              </m:ctrlPr>
+            </m:sSubPr>
+            <m:e>
+              <m:r>
+                <w:rPr>
+                  <w:rFonts w:ascii="Cambria Math" w:eastAsia="Times New Roman" w:hAnsi="Cambria Math" w:cs="Times New Roman"/>
+                  <w:kern w:val="0"/>
+                  <w14:ligatures w14:val="none"/>
+                </w:rPr>
+                <m:t>P</m:t>
+              </m:r>
+            </m:e>
+            <m:sub>
+              <m:r>
+                <w:rPr>
+                  <w:rFonts w:ascii="Cambria Math" w:eastAsia="Times New Roman" w:hAnsi="Cambria Math" w:cs="Times New Roman"/>
+                  <w:kern w:val="0"/>
+                  <w14:ligatures w14:val="none"/>
+                </w:rPr>
+                <m:t>m</m:t>
+              </m:r>
+            </m:sub>
+          </m:sSub>
+          <m:r>
+            <w:rPr>
+              <w:rFonts w:ascii="Cambria Math" w:eastAsia="Times New Roman" w:hAnsi="Cambria Math" w:cs="Times New Roman"/>
+              <w:kern w:val="0"/>
+              <w14:ligatures w14:val="none"/>
+            </w:rPr>
+            <m:t>[k]</m:t>
+          </m:r>
+          <m:r>
+            <w:rPr>
+              <w:rFonts w:ascii="Cambria Math" w:eastAsia="Times New Roman" w:hAnsi="Cambria Math" w:cs="Times New Roman"/>
+              <w:i/>
+              <w:kern w:val="0"/>
+              <w14:ligatures w14:val="none"/>
+            </w:rPr>
+            <w:br/>
+          </m:r>
+        </m:oMath>
+      </m:oMathPara>
       <w:r>
         <w:t xml:space="preserve">Before training, the script standardizes the spectrograms using </w:t>
       </w:r>
@@ -361,6 +676,12 @@
           </m:sub>
         </m:sSub>
       </m:oMath>
+      <w:r>
+        <w:rPr>
+          <w:rFonts w:eastAsiaTheme="minorEastAsia"/>
+        </w:rPr>
+        <w:t xml:space="preserve"> </w:t>
+      </w:r>
       <w:r>
         <w:t xml:space="preserve">and standard deviation </w:t>
       </w:r>
@@ -492,12 +813,16 @@
             </m:den>
           </m:f>
           <m:r>
+            <m:rPr>
+              <m:sty m:val="p"/>
+            </m:rPr>
+            <w:rPr>
+              <w:rFonts w:ascii="Cambria Math" w:hAnsi="Cambria Math"/>
+            </w:rPr>
             <w:br/>
           </m:r>
         </m:oMath>
       </m:oMathPara>
-    </w:p>
-    <w:p>
       <w:r>
         <w:t>This makes the input scale more consistent and helps the model train more stably.</w:t>
       </w:r>
@@ -523,6 +848,14 @@
       </w:r>
     </w:p>
     <w:p>
+      <w:pPr>
+        <w:pStyle w:val="ListParagraph"/>
+        <w:numPr>
+          <w:ilvl w:val="0"/>
+          <w:numId w:val="2"/>
+        </w:numPr>
+        <w:ind w:left="360"/>
+      </w:pPr>
       <w:proofErr w:type="spellStart"/>
       <w:r>
         <w:rPr>
@@ -630,258 +963,1942 @@
             </m:sub>
           </m:sSub>
           <m:r>
+            <m:rPr>
+              <m:sty m:val="p"/>
+            </m:rPr>
             <w:br/>
           </m:r>
         </m:oMath>
       </m:oMathPara>
     </w:p>
     <w:p>
-      <w:r>
+      <w:pPr>
+        <w:jc w:val="both"/>
+      </w:pPr>
+      <w:r>
+        <w:lastRenderedPageBreak/>
         <w:t>This encourages smoother decision boundaries and reduces overfitting.</w:t>
       </w:r>
-    </w:p>
-    <w:p>
+      <w:r>
+        <w:t xml:space="preserve"> It can be </w:t>
+      </w:r>
+      <w:r>
+        <w:t xml:space="preserve">thought </w:t>
+      </w:r>
+      <w:r>
+        <w:t xml:space="preserve">of something like </w:t>
+      </w:r>
+      <w:r>
+        <w:t xml:space="preserve">“this is mostly </w:t>
+      </w:r>
+      <w:r>
+        <w:t>R</w:t>
+      </w:r>
+      <w:r>
+        <w:t xml:space="preserve">ock, but slightly influenced by </w:t>
+      </w:r>
+      <w:r>
+        <w:t>C</w:t>
+      </w:r>
+      <w:r>
+        <w:t>ountry</w:t>
+      </w:r>
+      <w:r>
+        <w:t xml:space="preserve"> </w:t>
+      </w:r>
+      <w:r>
+        <w:t>-</w:t>
+      </w:r>
+      <w:r>
+        <w:t xml:space="preserve"> don</w:t>
+      </w:r>
+      <w:r>
+        <w:t>’</w:t>
+      </w:r>
+      <w:r>
+        <w:t>t be too confident”</w:t>
+      </w:r>
+      <w:r>
+        <w:t xml:space="preserve">. This helps force the model to not </w:t>
+      </w:r>
+      <w:r>
+        <w:t>memorize exact training spectrograms</w:t>
+      </w:r>
+      <w:r>
+        <w:t xml:space="preserve"> as </w:t>
+      </w:r>
+      <w:r>
+        <w:t>it sees blended versions</w:t>
+      </w:r>
+      <w:r>
+        <w:t xml:space="preserve">, giving </w:t>
+      </w:r>
+      <w:r>
+        <w:t>a softer prediction instead of a sharp all-or-nothing guess</w:t>
+      </w:r>
+      <w:r>
+        <w:t>. In this way, it i</w:t>
+      </w:r>
+      <w:r>
+        <w:t>mproves generalization</w:t>
+      </w:r>
+      <w:r>
+        <w:t xml:space="preserve">. </w:t>
+      </w:r>
+      <w:r>
+        <w:t>Also,</w:t>
+      </w:r>
+      <w:r>
+        <w:t xml:space="preserve"> r</w:t>
+      </w:r>
+      <w:r>
+        <w:t xml:space="preserve">eal songs often contain overlapping genre traits, so </w:t>
+      </w:r>
       <w:proofErr w:type="spellStart"/>
       <w:r>
-        <w:rPr>
-          <w:b/>
-          <w:bCs/>
-        </w:rPr>
-        <w:t>SpecAugment</w:t>
+        <w:t>M</w:t>
+      </w:r>
+      <w:r>
+        <w:t>ixup</w:t>
       </w:r>
       <w:proofErr w:type="spellEnd"/>
       <w:r>
-        <w:t xml:space="preserve"> randomly masks small time regions or frequency regions in the spectrogram. This makes the model less dependent on any single local pattern and improves robustness.</w:t>
-      </w:r>
-    </w:p>
-    <w:p>
-      <w:pPr>
-        <w:rPr>
-          <w:b/>
-          <w:bCs/>
-        </w:rPr>
-      </w:pPr>
-      <w:r>
-        <w:rPr>
-          <w:b/>
-          <w:bCs/>
-        </w:rPr>
-        <w:t>Model Architecture</w:t>
-      </w:r>
-    </w:p>
-    <w:p>
-      <w:r>
-        <w:t>The model is a 2D CNN made of five convolutional blocks followed by a small classifier head. In general form, the architecture is:</w:t>
-      </w:r>
-    </w:p>
-    <w:p>
-      <m:oMathPara>
-        <m:oMath>
-          <m:r>
-            <m:rPr>
-              <m:nor/>
-            </m:rPr>
-            <m:t>Input</m:t>
-          </m:r>
-          <m:r>
-            <w:rPr>
-              <w:rFonts w:ascii="Cambria Math" w:hAnsi="Cambria Math"/>
-            </w:rPr>
-            <m:t>→</m:t>
-          </m:r>
-          <m:r>
-            <m:rPr>
-              <m:nor/>
-            </m:rPr>
-            <m:t>Conv Blocks</m:t>
-          </m:r>
-          <m:r>
-            <w:rPr>
-              <w:rFonts w:ascii="Cambria Math" w:hAnsi="Cambria Math"/>
-            </w:rPr>
-            <m:t>→</m:t>
-          </m:r>
-          <m:r>
-            <m:rPr>
-              <m:nor/>
-            </m:rPr>
-            <m:t>Global Average Pooling</m:t>
-          </m:r>
-          <m:r>
-            <w:rPr>
-              <w:rFonts w:ascii="Cambria Math" w:hAnsi="Cambria Math"/>
-            </w:rPr>
-            <m:t>→</m:t>
-          </m:r>
-          <m:r>
-            <m:rPr>
-              <m:nor/>
-            </m:rPr>
-            <m:t>Dense Layers</m:t>
-          </m:r>
-          <m:r>
-            <w:rPr>
-              <w:rFonts w:ascii="Cambria Math" w:hAnsi="Cambria Math"/>
-            </w:rPr>
-            <m:t>→</m:t>
-          </m:r>
-          <m:r>
-            <m:rPr>
-              <m:nor/>
-            </m:rPr>
-            <m:t>Softmax</m:t>
-          </m:r>
-          <m:r>
-            <w:br/>
-          </m:r>
-        </m:oMath>
-      </m:oMathPara>
-    </w:p>
-    <w:p>
-      <w:r>
-        <w:t>Each convolution block follows the pattern:</w:t>
-      </w:r>
-    </w:p>
-    <w:p>
-      <m:oMathPara>
-        <m:oMath>
-          <m:r>
-            <w:rPr>
-              <w:rFonts w:ascii="Cambria Math" w:hAnsi="Cambria Math"/>
-            </w:rPr>
-            <m:t>X→</m:t>
-          </m:r>
-          <m:r>
-            <m:rPr>
-              <m:nor/>
-            </m:rPr>
-            <m:t>Conv2D</m:t>
-          </m:r>
-          <m:r>
-            <w:rPr>
-              <w:rFonts w:ascii="Cambria Math" w:hAnsi="Cambria Math"/>
-            </w:rPr>
-            <m:t>→</m:t>
-          </m:r>
-          <m:r>
-            <m:rPr>
-              <m:nor/>
-            </m:rPr>
-            <m:t>BatchNorm</m:t>
-          </m:r>
-          <m:r>
-            <w:rPr>
-              <w:rFonts w:ascii="Cambria Math" w:hAnsi="Cambria Math"/>
-            </w:rPr>
-            <m:t>→</m:t>
-          </m:r>
-          <m:r>
-            <m:rPr>
-              <m:nor/>
-            </m:rPr>
-            <m:t>ReLU</m:t>
-          </m:r>
-          <m:r>
-            <w:rPr>
-              <w:rFonts w:ascii="Cambria Math" w:hAnsi="Cambria Math"/>
-            </w:rPr>
-            <m:t>→</m:t>
-          </m:r>
-          <m:r>
-            <m:rPr>
-              <m:nor/>
-            </m:rPr>
-            <m:t>MaxPool</m:t>
-          </m:r>
-          <m:r>
-            <w:br/>
-          </m:r>
-        </m:oMath>
-      </m:oMathPara>
-    </w:p>
-    <w:p>
-      <w:r>
-        <w:t>with spatial dropout added in deeper blocks for regularization.</w:t>
-      </w:r>
-    </w:p>
-    <w:p>
-      <w:r>
-        <w:t>The channel depth increases through the network:</w:t>
-      </w:r>
-    </w:p>
-    <w:p>
-      <w:pPr>
+        <w:t xml:space="preserve"> helps the model </w:t>
+      </w:r>
+      <w:r>
+        <w:t>more align with the nature of data.</w:t>
+      </w:r>
+    </w:p>
+    <w:p>
+      <w:pPr>
+        <w:pStyle w:val="ListParagraph"/>
         <w:numPr>
           <w:ilvl w:val="0"/>
-          <w:numId w:val="1"/>
+          <w:numId w:val="2"/>
         </w:numPr>
-      </w:pPr>
-      <w:r>
-        <w:t>32 filters</w:t>
+        <w:ind w:left="360"/>
+      </w:pPr>
+      <w:r>
+        <w:rPr>
+          <w:b/>
+          <w:bCs/>
+        </w:rPr>
+        <w:t xml:space="preserve">The use of </w:t>
+      </w:r>
+      <w:proofErr w:type="spellStart"/>
+      <w:r>
+        <w:rPr>
+          <w:b/>
+          <w:bCs/>
+        </w:rPr>
+        <w:t>SpecAugment</w:t>
+      </w:r>
+      <w:proofErr w:type="spellEnd"/>
+      <w:r>
+        <w:rPr>
+          <w:b/>
+          <w:bCs/>
+        </w:rPr>
+        <w:t xml:space="preserve"> </w:t>
+      </w:r>
+      <w:r>
+        <w:t>in this project helps</w:t>
+      </w:r>
+      <w:r>
+        <w:t xml:space="preserve"> </w:t>
+      </w:r>
+      <w:r>
+        <w:t>improves</w:t>
+      </w:r>
+      <w:r>
+        <w:t xml:space="preserve"> </w:t>
+      </w:r>
+      <w:r>
+        <w:t>robustness by randomly hiding small parts of the log-Mel spectrogram during training, forcing the model to recognize genre from broader and more distributed evidence instead of memorizing a few fragile local cues.</w:t>
+      </w:r>
+    </w:p>
+    <w:p>
+      <w:pPr>
+        <w:spacing w:before="100" w:beforeAutospacing="1" w:after="100" w:afterAutospacing="1" w:line="240" w:lineRule="auto"/>
+        <w:outlineLvl w:val="1"/>
+        <w:rPr>
+          <w:rFonts w:ascii="Times New Roman" w:eastAsia="Times New Roman" w:hAnsi="Times New Roman" w:cs="Times New Roman"/>
+          <w:b/>
+          <w:bCs/>
+          <w:kern w:val="0"/>
+          <w:sz w:val="36"/>
+          <w:szCs w:val="36"/>
+          <w14:ligatures w14:val="none"/>
+        </w:rPr>
+      </w:pPr>
+      <w:r>
+        <w:rPr>
+          <w:rFonts w:ascii="Times New Roman" w:eastAsia="Times New Roman" w:hAnsi="Times New Roman" w:cs="Times New Roman"/>
+          <w:b/>
+          <w:bCs/>
+          <w:kern w:val="0"/>
+          <w:sz w:val="36"/>
+          <w:szCs w:val="36"/>
+          <w14:ligatures w14:val="none"/>
+        </w:rPr>
+        <w:t>Model Architecture</w:t>
+      </w:r>
+    </w:p>
+    <w:p>
+      <w:pPr>
+        <w:spacing w:before="100" w:beforeAutospacing="1" w:after="100" w:afterAutospacing="1" w:line="240" w:lineRule="auto"/>
+        <w:rPr>
+          <w:rFonts w:ascii="Times New Roman" w:eastAsia="Times New Roman" w:hAnsi="Times New Roman" w:cs="Times New Roman"/>
+          <w:kern w:val="0"/>
+          <w14:ligatures w14:val="none"/>
+        </w:rPr>
+      </w:pPr>
+      <w:r>
+        <w:rPr>
+          <w:rFonts w:ascii="Times New Roman" w:eastAsia="Times New Roman" w:hAnsi="Times New Roman" w:cs="Times New Roman"/>
+          <w:kern w:val="0"/>
+          <w14:ligatures w14:val="none"/>
+        </w:rPr>
+        <w:t>The architecture follows a standard CNN design principle:</w:t>
       </w:r>
     </w:p>
     <w:p>
       <w:pPr>
         <w:numPr>
           <w:ilvl w:val="0"/>
-          <w:numId w:val="1"/>
+          <w:numId w:val="5"/>
         </w:numPr>
-      </w:pPr>
-      <w:r>
-        <w:t>64 filters</w:t>
+        <w:spacing w:before="100" w:beforeAutospacing="1" w:after="100" w:afterAutospacing="1" w:line="240" w:lineRule="auto"/>
+        <w:rPr>
+          <w:rFonts w:ascii="Times New Roman" w:eastAsia="Times New Roman" w:hAnsi="Times New Roman" w:cs="Times New Roman"/>
+          <w:kern w:val="0"/>
+          <w14:ligatures w14:val="none"/>
+        </w:rPr>
+      </w:pPr>
+      <w:r>
+        <w:rPr>
+          <w:rFonts w:ascii="Times New Roman" w:eastAsia="Times New Roman" w:hAnsi="Times New Roman" w:cs="Times New Roman"/>
+          <w:kern w:val="0"/>
+          <w14:ligatures w14:val="none"/>
+        </w:rPr>
+        <w:t xml:space="preserve">Early layers learn </w:t>
+      </w:r>
+      <w:r>
+        <w:rPr>
+          <w:rFonts w:ascii="Times New Roman" w:eastAsia="Times New Roman" w:hAnsi="Times New Roman" w:cs="Times New Roman"/>
+          <w:b/>
+          <w:bCs/>
+          <w:kern w:val="0"/>
+          <w14:ligatures w14:val="none"/>
+        </w:rPr>
+        <w:t>local spectral patterns</w:t>
+      </w:r>
+      <w:r>
+        <w:rPr>
+          <w:rFonts w:ascii="Times New Roman" w:eastAsia="Times New Roman" w:hAnsi="Times New Roman" w:cs="Times New Roman"/>
+          <w:kern w:val="0"/>
+          <w14:ligatures w14:val="none"/>
+        </w:rPr>
+        <w:t xml:space="preserve"> (e.g., timbre, harmonics)</w:t>
       </w:r>
     </w:p>
     <w:p>
       <w:pPr>
         <w:numPr>
           <w:ilvl w:val="0"/>
-          <w:numId w:val="1"/>
+          <w:numId w:val="5"/>
         </w:numPr>
-      </w:pPr>
-      <w:r>
-        <w:t>128 filters</w:t>
+        <w:spacing w:before="100" w:beforeAutospacing="1" w:after="100" w:afterAutospacing="1" w:line="240" w:lineRule="auto"/>
+        <w:rPr>
+          <w:rFonts w:ascii="Times New Roman" w:eastAsia="Times New Roman" w:hAnsi="Times New Roman" w:cs="Times New Roman"/>
+          <w:kern w:val="0"/>
+          <w14:ligatures w14:val="none"/>
+        </w:rPr>
+      </w:pPr>
+      <w:r>
+        <w:rPr>
+          <w:rFonts w:ascii="Times New Roman" w:eastAsia="Times New Roman" w:hAnsi="Times New Roman" w:cs="Times New Roman"/>
+          <w:kern w:val="0"/>
+          <w14:ligatures w14:val="none"/>
+        </w:rPr>
+        <w:t xml:space="preserve">Deeper layers capture </w:t>
+      </w:r>
+      <w:r>
+        <w:rPr>
+          <w:rFonts w:ascii="Times New Roman" w:eastAsia="Times New Roman" w:hAnsi="Times New Roman" w:cs="Times New Roman"/>
+          <w:b/>
+          <w:bCs/>
+          <w:kern w:val="0"/>
+          <w14:ligatures w14:val="none"/>
+        </w:rPr>
+        <w:t>global and abstract structures</w:t>
+      </w:r>
+      <w:r>
+        <w:rPr>
+          <w:rFonts w:ascii="Times New Roman" w:eastAsia="Times New Roman" w:hAnsi="Times New Roman" w:cs="Times New Roman"/>
+          <w:kern w:val="0"/>
+          <w14:ligatures w14:val="none"/>
+        </w:rPr>
+        <w:t xml:space="preserve"> (e.g., rhythm, genre characteristics)</w:t>
       </w:r>
     </w:p>
     <w:p>
       <w:pPr>
         <w:numPr>
           <w:ilvl w:val="0"/>
-          <w:numId w:val="1"/>
+          <w:numId w:val="5"/>
         </w:numPr>
-      </w:pPr>
-      <w:r>
-        <w:t>256 filters</w:t>
-      </w:r>
+        <w:spacing w:before="100" w:beforeAutospacing="1" w:after="100" w:afterAutospacing="1" w:line="240" w:lineRule="auto"/>
+        <w:rPr>
+          <w:rFonts w:ascii="Times New Roman" w:eastAsia="Times New Roman" w:hAnsi="Times New Roman" w:cs="Times New Roman"/>
+          <w:kern w:val="0"/>
+          <w14:ligatures w14:val="none"/>
+        </w:rPr>
+      </w:pPr>
+      <w:r>
+        <w:rPr>
+          <w:rFonts w:ascii="Times New Roman" w:eastAsia="Times New Roman" w:hAnsi="Times New Roman" w:cs="Times New Roman"/>
+          <w:kern w:val="0"/>
+          <w14:ligatures w14:val="none"/>
+        </w:rPr>
+        <w:t xml:space="preserve">GAP + Dense layers convert these learned features into </w:t>
+      </w:r>
+      <w:r>
+        <w:rPr>
+          <w:rFonts w:ascii="Times New Roman" w:eastAsia="Times New Roman" w:hAnsi="Times New Roman" w:cs="Times New Roman"/>
+          <w:b/>
+          <w:bCs/>
+          <w:kern w:val="0"/>
+          <w14:ligatures w14:val="none"/>
+        </w:rPr>
+        <w:t>final genre predictions</w:t>
+      </w:r>
+    </w:p>
+    <w:p>
+      <w:pPr>
+        <w:spacing w:before="100" w:beforeAutospacing="1" w:after="100" w:afterAutospacing="1" w:line="240" w:lineRule="auto"/>
+        <w:rPr>
+          <w:rFonts w:ascii="Times New Roman" w:eastAsia="Times New Roman" w:hAnsi="Times New Roman" w:cs="Times New Roman"/>
+          <w:kern w:val="0"/>
+          <w14:ligatures w14:val="none"/>
+        </w:rPr>
+      </w:pPr>
+      <w:r>
+        <w:rPr>
+          <w:rFonts w:ascii="Times New Roman" w:eastAsia="Times New Roman" w:hAnsi="Times New Roman" w:cs="Times New Roman"/>
+          <w:kern w:val="0"/>
+          <w14:ligatures w14:val="none"/>
+        </w:rPr>
+        <w:t>The model is a 2D Convolutional Neural Network (CNN) composed of five convolutional blocks followed by a lightweight classifier head. In compact form, the architecture is:</w:t>
+      </w:r>
+    </w:p>
+    <w:p>
+      <w:pPr>
+        <w:spacing w:after="0" w:line="240" w:lineRule="auto"/>
+        <w:jc w:val="center"/>
+        <w:rPr>
+          <w:rFonts w:ascii="Times New Roman" w:eastAsia="Times New Roman" w:hAnsi="Times New Roman" w:cs="Times New Roman"/>
+          <w:kern w:val="0"/>
+          <w14:ligatures w14:val="none"/>
+        </w:rPr>
+      </w:pPr>
+      <w:r>
+        <w:rPr>
+          <w:rFonts w:ascii="Times New Roman" w:eastAsia="Times New Roman" w:hAnsi="Times New Roman" w:cs="Times New Roman"/>
+          <w:kern w:val="0"/>
+          <w14:ligatures w14:val="none"/>
+        </w:rPr>
+        <w:t>Input</w:t>
+      </w:r>
+      <w:r>
+        <w:rPr>
+          <w:rFonts w:ascii="Times New Roman" w:eastAsia="Times New Roman" w:hAnsi="Times New Roman" w:cs="Times New Roman"/>
+          <w:kern w:val="0"/>
+          <w14:ligatures w14:val="none"/>
+        </w:rPr>
+        <w:sym w:font="Wingdings" w:char="F0E0"/>
+      </w:r>
+      <w:r>
+        <w:rPr>
+          <w:rFonts w:ascii="Times New Roman" w:eastAsia="Times New Roman" w:hAnsi="Times New Roman" w:cs="Times New Roman"/>
+          <w:kern w:val="0"/>
+          <w14:ligatures w14:val="none"/>
+        </w:rPr>
+        <w:t xml:space="preserve"> </w:t>
+      </w:r>
+      <w:r>
+        <w:rPr>
+          <w:rFonts w:ascii="Times New Roman" w:eastAsia="Times New Roman" w:hAnsi="Times New Roman" w:cs="Times New Roman"/>
+          <w:kern w:val="0"/>
+          <w14:ligatures w14:val="none"/>
+        </w:rPr>
+        <w:t>Conv</w:t>
+      </w:r>
+      <w:r>
+        <w:rPr>
+          <w:rFonts w:ascii="Times New Roman" w:eastAsia="Times New Roman" w:hAnsi="Times New Roman" w:cs="Times New Roman"/>
+          <w:kern w:val="0"/>
+          <w14:ligatures w14:val="none"/>
+        </w:rPr>
+        <w:t xml:space="preserve"> </w:t>
+      </w:r>
+      <w:r>
+        <w:rPr>
+          <w:rFonts w:ascii="Times New Roman" w:eastAsia="Times New Roman" w:hAnsi="Times New Roman" w:cs="Times New Roman"/>
+          <w:kern w:val="0"/>
+          <w14:ligatures w14:val="none"/>
+        </w:rPr>
+        <w:t xml:space="preserve">Blocks </w:t>
+      </w:r>
+      <w:r>
+        <w:rPr>
+          <w:rFonts w:ascii="Times New Roman" w:eastAsia="Times New Roman" w:hAnsi="Times New Roman" w:cs="Times New Roman"/>
+          <w:kern w:val="0"/>
+          <w14:ligatures w14:val="none"/>
+        </w:rPr>
+        <w:sym w:font="Wingdings" w:char="F0E0"/>
+      </w:r>
+      <w:r>
+        <w:rPr>
+          <w:rFonts w:ascii="Times New Roman" w:eastAsia="Times New Roman" w:hAnsi="Times New Roman" w:cs="Times New Roman"/>
+          <w:kern w:val="0"/>
+          <w14:ligatures w14:val="none"/>
+        </w:rPr>
+        <w:t xml:space="preserve"> </w:t>
+      </w:r>
+      <w:r>
+        <w:rPr>
+          <w:rFonts w:ascii="Times New Roman" w:eastAsia="Times New Roman" w:hAnsi="Times New Roman" w:cs="Times New Roman"/>
+          <w:kern w:val="0"/>
+          <w14:ligatures w14:val="none"/>
+        </w:rPr>
+        <w:t>Global Average Pooling Dense</w:t>
+      </w:r>
+      <w:r>
+        <w:rPr>
+          <w:rFonts w:ascii="Times New Roman" w:eastAsia="Times New Roman" w:hAnsi="Times New Roman" w:cs="Times New Roman"/>
+          <w:kern w:val="0"/>
+          <w14:ligatures w14:val="none"/>
+        </w:rPr>
+        <w:t xml:space="preserve"> </w:t>
+      </w:r>
+      <w:r>
+        <w:rPr>
+          <w:rFonts w:ascii="Times New Roman" w:eastAsia="Times New Roman" w:hAnsi="Times New Roman" w:cs="Times New Roman"/>
+          <w:kern w:val="0"/>
+          <w14:ligatures w14:val="none"/>
+        </w:rPr>
+        <w:sym w:font="Wingdings" w:char="F0E0"/>
+      </w:r>
+      <w:r>
+        <w:rPr>
+          <w:rFonts w:ascii="Times New Roman" w:eastAsia="Times New Roman" w:hAnsi="Times New Roman" w:cs="Times New Roman"/>
+          <w:kern w:val="0"/>
+          <w14:ligatures w14:val="none"/>
+        </w:rPr>
+        <w:t xml:space="preserve"> </w:t>
+      </w:r>
+      <w:proofErr w:type="spellStart"/>
+      <w:r>
+        <w:rPr>
+          <w:rFonts w:ascii="Times New Roman" w:eastAsia="Times New Roman" w:hAnsi="Times New Roman" w:cs="Times New Roman"/>
+          <w:kern w:val="0"/>
+          <w14:ligatures w14:val="none"/>
+        </w:rPr>
+        <w:t>Softmax</w:t>
+      </w:r>
+      <w:proofErr w:type="spellEnd"/>
+    </w:p>
+    <w:p>
+      <w:pPr>
+        <w:spacing w:before="100" w:beforeAutospacing="1" w:after="100" w:afterAutospacing="1" w:line="240" w:lineRule="auto"/>
+        <w:outlineLvl w:val="2"/>
+        <w:rPr>
+          <w:rFonts w:ascii="Times New Roman" w:eastAsia="Times New Roman" w:hAnsi="Times New Roman" w:cs="Times New Roman"/>
+          <w:b/>
+          <w:bCs/>
+          <w:kern w:val="0"/>
+          <w:sz w:val="27"/>
+          <w:szCs w:val="27"/>
+          <w14:ligatures w14:val="none"/>
+        </w:rPr>
+      </w:pPr>
+      <w:r>
+        <w:rPr>
+          <w:rFonts w:ascii="Times New Roman" w:eastAsia="Times New Roman" w:hAnsi="Times New Roman" w:cs="Times New Roman"/>
+          <w:b/>
+          <w:bCs/>
+          <w:kern w:val="0"/>
+          <w:sz w:val="27"/>
+          <w:szCs w:val="27"/>
+          <w14:ligatures w14:val="none"/>
+        </w:rPr>
+        <w:t>Overall Structure</w:t>
+      </w:r>
+    </w:p>
+    <w:p>
+      <w:pPr>
+        <w:tabs>
+          <w:tab w:val="left" w:pos="916"/>
+          <w:tab w:val="left" w:pos="1832"/>
+          <w:tab w:val="left" w:pos="2748"/>
+          <w:tab w:val="left" w:pos="3664"/>
+          <w:tab w:val="left" w:pos="4580"/>
+          <w:tab w:val="left" w:pos="5496"/>
+          <w:tab w:val="left" w:pos="6412"/>
+          <w:tab w:val="left" w:pos="7328"/>
+          <w:tab w:val="left" w:pos="8244"/>
+          <w:tab w:val="left" w:pos="9160"/>
+          <w:tab w:val="left" w:pos="10076"/>
+          <w:tab w:val="left" w:pos="10992"/>
+          <w:tab w:val="left" w:pos="11908"/>
+          <w:tab w:val="left" w:pos="12824"/>
+          <w:tab w:val="left" w:pos="13740"/>
+          <w:tab w:val="left" w:pos="14656"/>
+        </w:tabs>
+        <w:spacing w:after="0" w:line="240" w:lineRule="auto"/>
+        <w:rPr>
+          <w:rFonts w:ascii="Courier New" w:eastAsia="Times New Roman" w:hAnsi="Courier New" w:cs="Courier New"/>
+          <w:kern w:val="0"/>
+          <w:sz w:val="20"/>
+          <w:szCs w:val="20"/>
+          <w14:ligatures w14:val="none"/>
+        </w:rPr>
+      </w:pPr>
+      <w:r>
+        <w:rPr>
+          <w:rFonts w:ascii="Courier New" w:eastAsia="Times New Roman" w:hAnsi="Courier New" w:cs="Courier New"/>
+          <w:kern w:val="0"/>
+          <w:sz w:val="20"/>
+          <w:szCs w:val="20"/>
+          <w14:ligatures w14:val="none"/>
+        </w:rPr>
+        <w:t>L0) Input</w:t>
+      </w:r>
+      <w:r>
+        <w:rPr>
+          <w:rFonts w:ascii="Courier New" w:eastAsia="Times New Roman" w:hAnsi="Courier New" w:cs="Courier New"/>
+          <w:kern w:val="0"/>
+          <w:sz w:val="20"/>
+          <w:szCs w:val="20"/>
+          <w14:ligatures w14:val="none"/>
+        </w:rPr>
+        <w:br/>
+        <w:t>→ (</w:t>
+      </w:r>
+      <w:r>
+        <w:rPr>
+          <w:rFonts w:ascii="Courier New" w:eastAsia="Times New Roman" w:hAnsi="Courier New" w:cs="Courier New"/>
+          <w:kern w:val="0"/>
+          <w:sz w:val="20"/>
+          <w:szCs w:val="20"/>
+          <w14:ligatures w14:val="none"/>
+        </w:rPr>
+        <w:t>128</w:t>
+      </w:r>
+      <w:r>
+        <w:rPr>
+          <w:rFonts w:ascii="Courier New" w:eastAsia="Times New Roman" w:hAnsi="Courier New" w:cs="Courier New"/>
+          <w:kern w:val="0"/>
+          <w:sz w:val="20"/>
+          <w:szCs w:val="20"/>
+          <w14:ligatures w14:val="none"/>
+        </w:rPr>
+        <w:t>, 861, 1)</w:t>
+      </w:r>
+      <w:r>
+        <w:rPr>
+          <w:rFonts w:ascii="Courier New" w:eastAsia="Times New Roman" w:hAnsi="Courier New" w:cs="Courier New"/>
+          <w:kern w:val="0"/>
+          <w:sz w:val="20"/>
+          <w:szCs w:val="20"/>
+          <w14:ligatures w14:val="none"/>
+        </w:rPr>
+        <w:br/>
+      </w:r>
+      <w:r>
+        <w:rPr>
+          <w:rFonts w:ascii="Courier New" w:eastAsia="Times New Roman" w:hAnsi="Courier New" w:cs="Courier New"/>
+          <w:kern w:val="0"/>
+          <w:sz w:val="20"/>
+          <w:szCs w:val="20"/>
+          <w14:ligatures w14:val="none"/>
+        </w:rPr>
+        <w:br/>
+        <w:t>L1) 5 Conv blocks</w:t>
+      </w:r>
+      <w:r>
+        <w:rPr>
+          <w:rFonts w:ascii="Courier New" w:eastAsia="Times New Roman" w:hAnsi="Courier New" w:cs="Courier New"/>
+          <w:kern w:val="0"/>
+          <w:sz w:val="20"/>
+          <w:szCs w:val="20"/>
+          <w14:ligatures w14:val="none"/>
+        </w:rPr>
+        <w:br/>
+        <w:t>→ Block 1: Conv(32, 5×5) + BN</w:t>
+      </w:r>
+      <w:r>
+        <w:rPr>
+          <w:rFonts w:ascii="Courier New" w:eastAsia="Times New Roman" w:hAnsi="Courier New" w:cs="Courier New"/>
+          <w:kern w:val="0"/>
+          <w:sz w:val="20"/>
+          <w:szCs w:val="20"/>
+          <w14:ligatures w14:val="none"/>
+        </w:rPr>
+        <w:t xml:space="preserve"> (</w:t>
+      </w:r>
+      <w:proofErr w:type="spellStart"/>
+      <w:r>
+        <w:rPr>
+          <w:rFonts w:ascii="Courier New" w:eastAsia="Times New Roman" w:hAnsi="Courier New" w:cs="Courier New"/>
+          <w:kern w:val="0"/>
+          <w:sz w:val="20"/>
+          <w:szCs w:val="20"/>
+          <w14:ligatures w14:val="none"/>
+        </w:rPr>
+        <w:t>BatchNormalization</w:t>
+      </w:r>
+      <w:proofErr w:type="spellEnd"/>
+      <w:r>
+        <w:rPr>
+          <w:rFonts w:ascii="Courier New" w:eastAsia="Times New Roman" w:hAnsi="Courier New" w:cs="Courier New"/>
+          <w:kern w:val="0"/>
+          <w:sz w:val="20"/>
+          <w:szCs w:val="20"/>
+          <w14:ligatures w14:val="none"/>
+        </w:rPr>
+        <w:t>)</w:t>
+      </w:r>
+      <w:r>
+        <w:rPr>
+          <w:rFonts w:ascii="Courier New" w:eastAsia="Times New Roman" w:hAnsi="Courier New" w:cs="Courier New"/>
+          <w:kern w:val="0"/>
+          <w:sz w:val="20"/>
+          <w:szCs w:val="20"/>
+          <w14:ligatures w14:val="none"/>
+        </w:rPr>
+        <w:t xml:space="preserve"> + </w:t>
+      </w:r>
+      <w:proofErr w:type="spellStart"/>
+      <w:r>
+        <w:rPr>
+          <w:rFonts w:ascii="Courier New" w:eastAsia="Times New Roman" w:hAnsi="Courier New" w:cs="Courier New"/>
+          <w:kern w:val="0"/>
+          <w:sz w:val="20"/>
+          <w:szCs w:val="20"/>
+          <w14:ligatures w14:val="none"/>
+        </w:rPr>
+        <w:t>ReLU</w:t>
+      </w:r>
+      <w:proofErr w:type="spellEnd"/>
+      <w:r>
+        <w:rPr>
+          <w:rFonts w:ascii="Courier New" w:eastAsia="Times New Roman" w:hAnsi="Courier New" w:cs="Courier New"/>
+          <w:kern w:val="0"/>
+          <w:sz w:val="20"/>
+          <w:szCs w:val="20"/>
+          <w14:ligatures w14:val="none"/>
+        </w:rPr>
+        <w:t xml:space="preserve"> + </w:t>
+      </w:r>
+      <w:proofErr w:type="spellStart"/>
+      <w:r>
+        <w:rPr>
+          <w:rFonts w:ascii="Courier New" w:eastAsia="Times New Roman" w:hAnsi="Courier New" w:cs="Courier New"/>
+          <w:kern w:val="0"/>
+          <w:sz w:val="20"/>
+          <w:szCs w:val="20"/>
+          <w14:ligatures w14:val="none"/>
+        </w:rPr>
+        <w:t>MaxPool</w:t>
+      </w:r>
+      <w:proofErr w:type="spellEnd"/>
+      <w:r>
+        <w:rPr>
+          <w:rFonts w:ascii="Courier New" w:eastAsia="Times New Roman" w:hAnsi="Courier New" w:cs="Courier New"/>
+          <w:kern w:val="0"/>
+          <w:sz w:val="20"/>
+          <w:szCs w:val="20"/>
+          <w14:ligatures w14:val="none"/>
+        </w:rPr>
+        <w:t xml:space="preserve"> </w:t>
+      </w:r>
+      <w:r>
+        <w:rPr>
+          <w:rFonts w:ascii="Courier New" w:eastAsia="Times New Roman" w:hAnsi="Courier New" w:cs="Courier New"/>
+          <w:kern w:val="0"/>
+          <w:sz w:val="20"/>
+          <w:szCs w:val="20"/>
+          <w14:ligatures w14:val="none"/>
+        </w:rPr>
+        <w:t>(</w:t>
+      </w:r>
+      <w:r>
+        <w:rPr>
+          <w:rFonts w:ascii="Courier New" w:eastAsia="Times New Roman" w:hAnsi="Courier New" w:cs="Courier New"/>
+          <w:kern w:val="0"/>
+          <w:sz w:val="20"/>
+          <w:szCs w:val="20"/>
+          <w14:ligatures w14:val="none"/>
+        </w:rPr>
+        <w:t>2×2</w:t>
+      </w:r>
+      <w:r>
+        <w:rPr>
+          <w:rFonts w:ascii="Courier New" w:eastAsia="Times New Roman" w:hAnsi="Courier New" w:cs="Courier New"/>
+          <w:kern w:val="0"/>
+          <w:sz w:val="20"/>
+          <w:szCs w:val="20"/>
+          <w14:ligatures w14:val="none"/>
+        </w:rPr>
+        <w:t>)</w:t>
+      </w:r>
+      <w:r>
+        <w:rPr>
+          <w:rFonts w:ascii="Courier New" w:eastAsia="Times New Roman" w:hAnsi="Courier New" w:cs="Courier New"/>
+          <w:kern w:val="0"/>
+          <w:sz w:val="20"/>
+          <w:szCs w:val="20"/>
+          <w14:ligatures w14:val="none"/>
+        </w:rPr>
+        <w:br/>
+      </w:r>
+      <w:r>
+        <w:rPr>
+          <w:rFonts w:ascii="Courier New" w:eastAsia="Times New Roman" w:hAnsi="Courier New" w:cs="Courier New"/>
+          <w:kern w:val="0"/>
+          <w:sz w:val="20"/>
+          <w:szCs w:val="20"/>
+          <w14:ligatures w14:val="none"/>
+        </w:rPr>
+        <w:t xml:space="preserve">→ Block 2: Conv(64, 3×3) + BN + </w:t>
+      </w:r>
+      <w:proofErr w:type="spellStart"/>
+      <w:r>
+        <w:rPr>
+          <w:rFonts w:ascii="Courier New" w:eastAsia="Times New Roman" w:hAnsi="Courier New" w:cs="Courier New"/>
+          <w:kern w:val="0"/>
+          <w:sz w:val="20"/>
+          <w:szCs w:val="20"/>
+          <w14:ligatures w14:val="none"/>
+        </w:rPr>
+        <w:t>ReLU</w:t>
+      </w:r>
+      <w:proofErr w:type="spellEnd"/>
+      <w:r>
+        <w:rPr>
+          <w:rFonts w:ascii="Courier New" w:eastAsia="Times New Roman" w:hAnsi="Courier New" w:cs="Courier New"/>
+          <w:kern w:val="0"/>
+          <w:sz w:val="20"/>
+          <w:szCs w:val="20"/>
+          <w14:ligatures w14:val="none"/>
+        </w:rPr>
+        <w:t xml:space="preserve"> + </w:t>
+      </w:r>
+      <w:proofErr w:type="spellStart"/>
+      <w:r>
+        <w:rPr>
+          <w:rFonts w:ascii="Courier New" w:eastAsia="Times New Roman" w:hAnsi="Courier New" w:cs="Courier New"/>
+          <w:kern w:val="0"/>
+          <w:sz w:val="20"/>
+          <w:szCs w:val="20"/>
+          <w14:ligatures w14:val="none"/>
+        </w:rPr>
+        <w:t>SpatialDropout</w:t>
+      </w:r>
+      <w:proofErr w:type="spellEnd"/>
+      <w:r>
+        <w:rPr>
+          <w:rFonts w:ascii="Courier New" w:eastAsia="Times New Roman" w:hAnsi="Courier New" w:cs="Courier New"/>
+          <w:kern w:val="0"/>
+          <w:sz w:val="20"/>
+          <w:szCs w:val="20"/>
+          <w14:ligatures w14:val="none"/>
+        </w:rPr>
+        <w:t xml:space="preserve">(0.05) + </w:t>
+      </w:r>
+      <w:proofErr w:type="spellStart"/>
+      <w:r>
+        <w:rPr>
+          <w:rFonts w:ascii="Courier New" w:eastAsia="Times New Roman" w:hAnsi="Courier New" w:cs="Courier New"/>
+          <w:kern w:val="0"/>
+          <w:sz w:val="20"/>
+          <w:szCs w:val="20"/>
+          <w14:ligatures w14:val="none"/>
+        </w:rPr>
+        <w:t>MaxPool</w:t>
+      </w:r>
+      <w:proofErr w:type="spellEnd"/>
+      <w:r>
+        <w:rPr>
+          <w:rFonts w:ascii="Courier New" w:eastAsia="Times New Roman" w:hAnsi="Courier New" w:cs="Courier New"/>
+          <w:kern w:val="0"/>
+          <w:sz w:val="20"/>
+          <w:szCs w:val="20"/>
+          <w14:ligatures w14:val="none"/>
+        </w:rPr>
+        <w:t>(</w:t>
+      </w:r>
+      <w:r>
+        <w:rPr>
+          <w:rFonts w:ascii="Courier New" w:eastAsia="Times New Roman" w:hAnsi="Courier New" w:cs="Courier New"/>
+          <w:kern w:val="0"/>
+          <w:sz w:val="20"/>
+          <w:szCs w:val="20"/>
+          <w14:ligatures w14:val="none"/>
+        </w:rPr>
+        <w:t>2×2</w:t>
+      </w:r>
+      <w:r>
+        <w:rPr>
+          <w:rFonts w:ascii="Courier New" w:eastAsia="Times New Roman" w:hAnsi="Courier New" w:cs="Courier New"/>
+          <w:kern w:val="0"/>
+          <w:sz w:val="20"/>
+          <w:szCs w:val="20"/>
+          <w14:ligatures w14:val="none"/>
+        </w:rPr>
+        <w:t>)</w:t>
+      </w:r>
+      <w:r>
+        <w:rPr>
+          <w:rFonts w:ascii="Courier New" w:eastAsia="Times New Roman" w:hAnsi="Courier New" w:cs="Courier New"/>
+          <w:kern w:val="0"/>
+          <w:sz w:val="20"/>
+          <w:szCs w:val="20"/>
+          <w14:ligatures w14:val="none"/>
+        </w:rPr>
+        <w:br/>
+        <w:t xml:space="preserve">→ Block 3: Conv(128, 3×3) + BN + </w:t>
+      </w:r>
+      <w:proofErr w:type="spellStart"/>
+      <w:r>
+        <w:rPr>
+          <w:rFonts w:ascii="Courier New" w:eastAsia="Times New Roman" w:hAnsi="Courier New" w:cs="Courier New"/>
+          <w:kern w:val="0"/>
+          <w:sz w:val="20"/>
+          <w:szCs w:val="20"/>
+          <w14:ligatures w14:val="none"/>
+        </w:rPr>
+        <w:t>ReLU</w:t>
+      </w:r>
+      <w:proofErr w:type="spellEnd"/>
+      <w:r>
+        <w:rPr>
+          <w:rFonts w:ascii="Courier New" w:eastAsia="Times New Roman" w:hAnsi="Courier New" w:cs="Courier New"/>
+          <w:kern w:val="0"/>
+          <w:sz w:val="20"/>
+          <w:szCs w:val="20"/>
+          <w14:ligatures w14:val="none"/>
+        </w:rPr>
+        <w:t xml:space="preserve"> + </w:t>
+      </w:r>
+      <w:proofErr w:type="spellStart"/>
+      <w:r>
+        <w:rPr>
+          <w:rFonts w:ascii="Courier New" w:eastAsia="Times New Roman" w:hAnsi="Courier New" w:cs="Courier New"/>
+          <w:kern w:val="0"/>
+          <w:sz w:val="20"/>
+          <w:szCs w:val="20"/>
+          <w14:ligatures w14:val="none"/>
+        </w:rPr>
+        <w:t>SpatialDropout</w:t>
+      </w:r>
+      <w:proofErr w:type="spellEnd"/>
+      <w:r>
+        <w:rPr>
+          <w:rFonts w:ascii="Courier New" w:eastAsia="Times New Roman" w:hAnsi="Courier New" w:cs="Courier New"/>
+          <w:kern w:val="0"/>
+          <w:sz w:val="20"/>
+          <w:szCs w:val="20"/>
+          <w14:ligatures w14:val="none"/>
+        </w:rPr>
+        <w:t xml:space="preserve">(0.10) + </w:t>
+      </w:r>
+      <w:proofErr w:type="spellStart"/>
+      <w:r>
+        <w:rPr>
+          <w:rFonts w:ascii="Courier New" w:eastAsia="Times New Roman" w:hAnsi="Courier New" w:cs="Courier New"/>
+          <w:kern w:val="0"/>
+          <w:sz w:val="20"/>
+          <w:szCs w:val="20"/>
+          <w14:ligatures w14:val="none"/>
+        </w:rPr>
+        <w:t>MaxPool</w:t>
+      </w:r>
+      <w:proofErr w:type="spellEnd"/>
+      <w:r>
+        <w:rPr>
+          <w:rFonts w:ascii="Courier New" w:eastAsia="Times New Roman" w:hAnsi="Courier New" w:cs="Courier New"/>
+          <w:kern w:val="0"/>
+          <w:sz w:val="20"/>
+          <w:szCs w:val="20"/>
+          <w14:ligatures w14:val="none"/>
+        </w:rPr>
+        <w:t>(</w:t>
+      </w:r>
+      <w:r>
+        <w:rPr>
+          <w:rFonts w:ascii="Courier New" w:eastAsia="Times New Roman" w:hAnsi="Courier New" w:cs="Courier New"/>
+          <w:kern w:val="0"/>
+          <w:sz w:val="20"/>
+          <w:szCs w:val="20"/>
+          <w14:ligatures w14:val="none"/>
+        </w:rPr>
+        <w:t>2×2</w:t>
+      </w:r>
+      <w:r>
+        <w:rPr>
+          <w:rFonts w:ascii="Courier New" w:eastAsia="Times New Roman" w:hAnsi="Courier New" w:cs="Courier New"/>
+          <w:kern w:val="0"/>
+          <w:sz w:val="20"/>
+          <w:szCs w:val="20"/>
+          <w14:ligatures w14:val="none"/>
+        </w:rPr>
+        <w:t>)</w:t>
+      </w:r>
+      <w:r>
+        <w:rPr>
+          <w:rFonts w:ascii="Courier New" w:eastAsia="Times New Roman" w:hAnsi="Courier New" w:cs="Courier New"/>
+          <w:kern w:val="0"/>
+          <w:sz w:val="20"/>
+          <w:szCs w:val="20"/>
+          <w14:ligatures w14:val="none"/>
+        </w:rPr>
+        <w:br/>
+        <w:t xml:space="preserve">→ Block 4: Conv(256, 3×3) + BN + </w:t>
+      </w:r>
+      <w:proofErr w:type="spellStart"/>
+      <w:r>
+        <w:rPr>
+          <w:rFonts w:ascii="Courier New" w:eastAsia="Times New Roman" w:hAnsi="Courier New" w:cs="Courier New"/>
+          <w:kern w:val="0"/>
+          <w:sz w:val="20"/>
+          <w:szCs w:val="20"/>
+          <w14:ligatures w14:val="none"/>
+        </w:rPr>
+        <w:t>ReLU</w:t>
+      </w:r>
+      <w:proofErr w:type="spellEnd"/>
+      <w:r>
+        <w:rPr>
+          <w:rFonts w:ascii="Courier New" w:eastAsia="Times New Roman" w:hAnsi="Courier New" w:cs="Courier New"/>
+          <w:kern w:val="0"/>
+          <w:sz w:val="20"/>
+          <w:szCs w:val="20"/>
+          <w14:ligatures w14:val="none"/>
+        </w:rPr>
+        <w:t xml:space="preserve"> + </w:t>
+      </w:r>
+      <w:proofErr w:type="spellStart"/>
+      <w:r>
+        <w:rPr>
+          <w:rFonts w:ascii="Courier New" w:eastAsia="Times New Roman" w:hAnsi="Courier New" w:cs="Courier New"/>
+          <w:kern w:val="0"/>
+          <w:sz w:val="20"/>
+          <w:szCs w:val="20"/>
+          <w14:ligatures w14:val="none"/>
+        </w:rPr>
+        <w:t>SpatialDropout</w:t>
+      </w:r>
+      <w:proofErr w:type="spellEnd"/>
+      <w:r>
+        <w:rPr>
+          <w:rFonts w:ascii="Courier New" w:eastAsia="Times New Roman" w:hAnsi="Courier New" w:cs="Courier New"/>
+          <w:kern w:val="0"/>
+          <w:sz w:val="20"/>
+          <w:szCs w:val="20"/>
+          <w14:ligatures w14:val="none"/>
+        </w:rPr>
+        <w:t xml:space="preserve">(0.15) + </w:t>
+      </w:r>
+      <w:proofErr w:type="spellStart"/>
+      <w:r>
+        <w:rPr>
+          <w:rFonts w:ascii="Courier New" w:eastAsia="Times New Roman" w:hAnsi="Courier New" w:cs="Courier New"/>
+          <w:kern w:val="0"/>
+          <w:sz w:val="20"/>
+          <w:szCs w:val="20"/>
+          <w14:ligatures w14:val="none"/>
+        </w:rPr>
+        <w:t>MaxPool</w:t>
+      </w:r>
+      <w:proofErr w:type="spellEnd"/>
+      <w:r>
+        <w:rPr>
+          <w:rFonts w:ascii="Courier New" w:eastAsia="Times New Roman" w:hAnsi="Courier New" w:cs="Courier New"/>
+          <w:kern w:val="0"/>
+          <w:sz w:val="20"/>
+          <w:szCs w:val="20"/>
+          <w14:ligatures w14:val="none"/>
+        </w:rPr>
+        <w:t>(</w:t>
+      </w:r>
+      <w:r>
+        <w:rPr>
+          <w:rFonts w:ascii="Courier New" w:eastAsia="Times New Roman" w:hAnsi="Courier New" w:cs="Courier New"/>
+          <w:kern w:val="0"/>
+          <w:sz w:val="20"/>
+          <w:szCs w:val="20"/>
+          <w14:ligatures w14:val="none"/>
+        </w:rPr>
+        <w:t>2×2</w:t>
+      </w:r>
+      <w:r>
+        <w:rPr>
+          <w:rFonts w:ascii="Courier New" w:eastAsia="Times New Roman" w:hAnsi="Courier New" w:cs="Courier New"/>
+          <w:kern w:val="0"/>
+          <w:sz w:val="20"/>
+          <w:szCs w:val="20"/>
+          <w14:ligatures w14:val="none"/>
+        </w:rPr>
+        <w:t>)</w:t>
+      </w:r>
+      <w:r>
+        <w:rPr>
+          <w:rFonts w:ascii="Courier New" w:eastAsia="Times New Roman" w:hAnsi="Courier New" w:cs="Courier New"/>
+          <w:kern w:val="0"/>
+          <w:sz w:val="20"/>
+          <w:szCs w:val="20"/>
+          <w14:ligatures w14:val="none"/>
+        </w:rPr>
+        <w:br/>
+        <w:t xml:space="preserve">→ Block 5: Conv(256, 3×3) + BN + </w:t>
+      </w:r>
+      <w:proofErr w:type="spellStart"/>
+      <w:r>
+        <w:rPr>
+          <w:rFonts w:ascii="Courier New" w:eastAsia="Times New Roman" w:hAnsi="Courier New" w:cs="Courier New"/>
+          <w:kern w:val="0"/>
+          <w:sz w:val="20"/>
+          <w:szCs w:val="20"/>
+          <w14:ligatures w14:val="none"/>
+        </w:rPr>
+        <w:t>ReLU</w:t>
+      </w:r>
+      <w:proofErr w:type="spellEnd"/>
+      <w:r>
+        <w:rPr>
+          <w:rFonts w:ascii="Courier New" w:eastAsia="Times New Roman" w:hAnsi="Courier New" w:cs="Courier New"/>
+          <w:kern w:val="0"/>
+          <w:sz w:val="20"/>
+          <w:szCs w:val="20"/>
+          <w14:ligatures w14:val="none"/>
+        </w:rPr>
+        <w:t xml:space="preserve"> + </w:t>
+      </w:r>
+      <w:proofErr w:type="spellStart"/>
+      <w:r>
+        <w:rPr>
+          <w:rFonts w:ascii="Courier New" w:eastAsia="Times New Roman" w:hAnsi="Courier New" w:cs="Courier New"/>
+          <w:kern w:val="0"/>
+          <w:sz w:val="20"/>
+          <w:szCs w:val="20"/>
+          <w14:ligatures w14:val="none"/>
+        </w:rPr>
+        <w:t>SpatialDropout</w:t>
+      </w:r>
+      <w:proofErr w:type="spellEnd"/>
+      <w:r>
+        <w:rPr>
+          <w:rFonts w:ascii="Courier New" w:eastAsia="Times New Roman" w:hAnsi="Courier New" w:cs="Courier New"/>
+          <w:kern w:val="0"/>
+          <w:sz w:val="20"/>
+          <w:szCs w:val="20"/>
+          <w14:ligatures w14:val="none"/>
+        </w:rPr>
+        <w:t xml:space="preserve">(0.20) + </w:t>
+      </w:r>
+      <w:proofErr w:type="spellStart"/>
+      <w:r>
+        <w:rPr>
+          <w:rFonts w:ascii="Courier New" w:eastAsia="Times New Roman" w:hAnsi="Courier New" w:cs="Courier New"/>
+          <w:kern w:val="0"/>
+          <w:sz w:val="20"/>
+          <w:szCs w:val="20"/>
+          <w14:ligatures w14:val="none"/>
+        </w:rPr>
+        <w:t>MaxPool</w:t>
+      </w:r>
+      <w:proofErr w:type="spellEnd"/>
+      <w:r>
+        <w:rPr>
+          <w:rFonts w:ascii="Courier New" w:eastAsia="Times New Roman" w:hAnsi="Courier New" w:cs="Courier New"/>
+          <w:kern w:val="0"/>
+          <w:sz w:val="20"/>
+          <w:szCs w:val="20"/>
+          <w14:ligatures w14:val="none"/>
+        </w:rPr>
+        <w:t>(</w:t>
+      </w:r>
+      <w:r>
+        <w:rPr>
+          <w:rFonts w:ascii="Courier New" w:eastAsia="Times New Roman" w:hAnsi="Courier New" w:cs="Courier New"/>
+          <w:kern w:val="0"/>
+          <w:sz w:val="20"/>
+          <w:szCs w:val="20"/>
+          <w14:ligatures w14:val="none"/>
+        </w:rPr>
+        <w:t>2×2</w:t>
+      </w:r>
+      <w:r>
+        <w:rPr>
+          <w:rFonts w:ascii="Courier New" w:eastAsia="Times New Roman" w:hAnsi="Courier New" w:cs="Courier New"/>
+          <w:kern w:val="0"/>
+          <w:sz w:val="20"/>
+          <w:szCs w:val="20"/>
+          <w14:ligatures w14:val="none"/>
+        </w:rPr>
+        <w:t>)</w:t>
+      </w:r>
+      <w:r>
+        <w:rPr>
+          <w:rFonts w:ascii="Courier New" w:eastAsia="Times New Roman" w:hAnsi="Courier New" w:cs="Courier New"/>
+          <w:kern w:val="0"/>
+          <w:sz w:val="20"/>
+          <w:szCs w:val="20"/>
+          <w14:ligatures w14:val="none"/>
+        </w:rPr>
+        <w:br/>
+      </w:r>
+      <w:r>
+        <w:rPr>
+          <w:rFonts w:ascii="Courier New" w:eastAsia="Times New Roman" w:hAnsi="Courier New" w:cs="Courier New"/>
+          <w:kern w:val="0"/>
+          <w:sz w:val="20"/>
+          <w:szCs w:val="20"/>
+          <w14:ligatures w14:val="none"/>
+        </w:rPr>
+        <w:br/>
+        <w:t>L2) GlobalAveragePooling2D</w:t>
+      </w:r>
+      <w:r>
+        <w:rPr>
+          <w:rFonts w:ascii="Courier New" w:eastAsia="Times New Roman" w:hAnsi="Courier New" w:cs="Courier New"/>
+          <w:kern w:val="0"/>
+          <w:sz w:val="20"/>
+          <w:szCs w:val="20"/>
+          <w14:ligatures w14:val="none"/>
+        </w:rPr>
+        <w:t xml:space="preserve"> </w:t>
+      </w:r>
+      <w:r>
+        <w:rPr>
+          <w:rFonts w:ascii="Courier New" w:eastAsia="Times New Roman" w:hAnsi="Courier New" w:cs="Courier New"/>
+          <w:kern w:val="0"/>
+          <w:sz w:val="20"/>
+          <w:szCs w:val="20"/>
+          <w14:ligatures w14:val="none"/>
+        </w:rPr>
+        <w:t>→ (256)</w:t>
+      </w:r>
+      <w:r>
+        <w:rPr>
+          <w:rFonts w:ascii="Courier New" w:eastAsia="Times New Roman" w:hAnsi="Courier New" w:cs="Courier New"/>
+          <w:kern w:val="0"/>
+          <w:sz w:val="20"/>
+          <w:szCs w:val="20"/>
+          <w14:ligatures w14:val="none"/>
+        </w:rPr>
+        <w:br/>
+      </w:r>
+      <w:r>
+        <w:rPr>
+          <w:rFonts w:ascii="Courier New" w:eastAsia="Times New Roman" w:hAnsi="Courier New" w:cs="Courier New"/>
+          <w:kern w:val="0"/>
+          <w:sz w:val="20"/>
+          <w:szCs w:val="20"/>
+          <w14:ligatures w14:val="none"/>
+        </w:rPr>
+        <w:br/>
+        <w:t>L3) Dense(256)</w:t>
+      </w:r>
+      <w:r>
+        <w:rPr>
+          <w:rFonts w:ascii="Courier New" w:eastAsia="Times New Roman" w:hAnsi="Courier New" w:cs="Courier New"/>
+          <w:kern w:val="0"/>
+          <w:sz w:val="20"/>
+          <w:szCs w:val="20"/>
+          <w14:ligatures w14:val="none"/>
+        </w:rPr>
+        <w:t xml:space="preserve"> </w:t>
+      </w:r>
+      <w:r>
+        <w:rPr>
+          <w:rFonts w:ascii="Courier New" w:eastAsia="Times New Roman" w:hAnsi="Courier New" w:cs="Courier New"/>
+          <w:kern w:val="0"/>
+          <w:sz w:val="20"/>
+          <w:szCs w:val="20"/>
+          <w14:ligatures w14:val="none"/>
+        </w:rPr>
+        <w:t>+</w:t>
+      </w:r>
+      <w:r>
+        <w:rPr>
+          <w:rFonts w:ascii="Courier New" w:eastAsia="Times New Roman" w:hAnsi="Courier New" w:cs="Courier New"/>
+          <w:kern w:val="0"/>
+          <w:sz w:val="20"/>
+          <w:szCs w:val="20"/>
+          <w14:ligatures w14:val="none"/>
+        </w:rPr>
+        <w:t xml:space="preserve"> </w:t>
+      </w:r>
+      <w:proofErr w:type="spellStart"/>
+      <w:r>
+        <w:rPr>
+          <w:rFonts w:ascii="Courier New" w:eastAsia="Times New Roman" w:hAnsi="Courier New" w:cs="Courier New"/>
+          <w:kern w:val="0"/>
+          <w:sz w:val="20"/>
+          <w:szCs w:val="20"/>
+          <w14:ligatures w14:val="none"/>
+        </w:rPr>
+        <w:t>ReLU</w:t>
+      </w:r>
+      <w:proofErr w:type="spellEnd"/>
+      <w:r>
+        <w:rPr>
+          <w:rFonts w:ascii="Courier New" w:eastAsia="Times New Roman" w:hAnsi="Courier New" w:cs="Courier New"/>
+          <w:kern w:val="0"/>
+          <w:sz w:val="20"/>
+          <w:szCs w:val="20"/>
+          <w14:ligatures w14:val="none"/>
+        </w:rPr>
+        <w:br/>
+      </w:r>
+      <w:r>
+        <w:rPr>
+          <w:rFonts w:ascii="Courier New" w:eastAsia="Times New Roman" w:hAnsi="Courier New" w:cs="Courier New"/>
+          <w:kern w:val="0"/>
+          <w:sz w:val="20"/>
+          <w:szCs w:val="20"/>
+          <w14:ligatures w14:val="none"/>
+        </w:rPr>
+        <w:br/>
+        <w:t>L4) Dropout(0.20)</w:t>
+      </w:r>
+      <w:r>
+        <w:rPr>
+          <w:rFonts w:ascii="Courier New" w:eastAsia="Times New Roman" w:hAnsi="Courier New" w:cs="Courier New"/>
+          <w:kern w:val="0"/>
+          <w:sz w:val="20"/>
+          <w:szCs w:val="20"/>
+          <w14:ligatures w14:val="none"/>
+        </w:rPr>
+        <w:br/>
+      </w:r>
+      <w:r>
+        <w:rPr>
+          <w:rFonts w:ascii="Courier New" w:eastAsia="Times New Roman" w:hAnsi="Courier New" w:cs="Courier New"/>
+          <w:kern w:val="0"/>
+          <w:sz w:val="20"/>
+          <w:szCs w:val="20"/>
+          <w14:ligatures w14:val="none"/>
+        </w:rPr>
+        <w:br/>
+        <w:t>L5) Dense(</w:t>
+      </w:r>
+      <w:proofErr w:type="spellStart"/>
+      <w:r>
+        <w:rPr>
+          <w:rFonts w:ascii="Courier New" w:eastAsia="Times New Roman" w:hAnsi="Courier New" w:cs="Courier New"/>
+          <w:kern w:val="0"/>
+          <w:sz w:val="20"/>
+          <w:szCs w:val="20"/>
+          <w14:ligatures w14:val="none"/>
+        </w:rPr>
+        <w:t>n_classes</w:t>
+      </w:r>
+      <w:proofErr w:type="spellEnd"/>
+      <w:r>
+        <w:rPr>
+          <w:rFonts w:ascii="Courier New" w:eastAsia="Times New Roman" w:hAnsi="Courier New" w:cs="Courier New"/>
+          <w:kern w:val="0"/>
+          <w:sz w:val="20"/>
+          <w:szCs w:val="20"/>
+          <w14:ligatures w14:val="none"/>
+        </w:rPr>
+        <w:t xml:space="preserve">, </w:t>
+      </w:r>
+      <w:proofErr w:type="spellStart"/>
+      <w:r>
+        <w:rPr>
+          <w:rFonts w:ascii="Courier New" w:eastAsia="Times New Roman" w:hAnsi="Courier New" w:cs="Courier New"/>
+          <w:kern w:val="0"/>
+          <w:sz w:val="20"/>
+          <w:szCs w:val="20"/>
+          <w14:ligatures w14:val="none"/>
+        </w:rPr>
+        <w:t>Softmax</w:t>
+      </w:r>
+      <w:proofErr w:type="spellEnd"/>
+      <w:r>
+        <w:rPr>
+          <w:rFonts w:ascii="Courier New" w:eastAsia="Times New Roman" w:hAnsi="Courier New" w:cs="Courier New"/>
+          <w:kern w:val="0"/>
+          <w:sz w:val="20"/>
+          <w:szCs w:val="20"/>
+          <w14:ligatures w14:val="none"/>
+        </w:rPr>
+        <w:t>)</w:t>
+      </w:r>
+      <w:r>
+        <w:rPr>
+          <w:rFonts w:ascii="Courier New" w:eastAsia="Times New Roman" w:hAnsi="Courier New" w:cs="Courier New"/>
+          <w:kern w:val="0"/>
+          <w:sz w:val="20"/>
+          <w:szCs w:val="20"/>
+          <w14:ligatures w14:val="none"/>
+        </w:rPr>
+        <w:t xml:space="preserve"> </w:t>
+      </w:r>
+      <w:r>
+        <w:rPr>
+          <w:rFonts w:ascii="Courier New" w:eastAsia="Times New Roman" w:hAnsi="Courier New" w:cs="Courier New"/>
+          <w:kern w:val="0"/>
+          <w:sz w:val="20"/>
+          <w:szCs w:val="20"/>
+          <w14:ligatures w14:val="none"/>
+        </w:rPr>
+        <w:t>→ class probabilities</w:t>
+      </w:r>
+    </w:p>
+    <w:p>
+      <w:pPr>
+        <w:spacing w:before="100" w:beforeAutospacing="1" w:after="100" w:afterAutospacing="1" w:line="240" w:lineRule="auto"/>
+        <w:rPr>
+          <w:rFonts w:ascii="Times New Roman" w:eastAsia="Times New Roman" w:hAnsi="Times New Roman" w:cs="Times New Roman"/>
+          <w:kern w:val="0"/>
+          <w14:ligatures w14:val="none"/>
+        </w:rPr>
+      </w:pPr>
+      <w:r>
+        <w:rPr>
+          <w:rFonts w:ascii="Times New Roman" w:eastAsia="Times New Roman" w:hAnsi="Times New Roman" w:cs="Times New Roman"/>
+          <w:kern w:val="0"/>
+          <w14:ligatures w14:val="none"/>
+        </w:rPr>
+        <w:lastRenderedPageBreak/>
+        <w:t>Each convolutional block follows the pattern:</w:t>
+      </w:r>
+      <w:r>
+        <w:rPr>
+          <w:rFonts w:ascii="Times New Roman" w:eastAsia="Times New Roman" w:hAnsi="Times New Roman" w:cs="Times New Roman"/>
+          <w:kern w:val="0"/>
+          <w14:ligatures w14:val="none"/>
+        </w:rPr>
+        <w:t xml:space="preserve"> </w:t>
+      </w:r>
+      <m:oMath>
+        <m:r>
+          <m:rPr>
+            <m:sty m:val="b"/>
+          </m:rPr>
+          <w:rPr>
+            <w:rFonts w:ascii="Cambria Math" w:eastAsia="Times New Roman" w:hAnsi="Cambria Math" w:cs="Times New Roman"/>
+            <w:kern w:val="0"/>
+            <w14:ligatures w14:val="none"/>
+          </w:rPr>
+          <m:t>X</m:t>
+        </m:r>
+        <m:r>
+          <w:rPr>
+            <w:rFonts w:ascii="Cambria Math" w:eastAsia="Times New Roman" w:hAnsi="Cambria Math" w:cs="Times New Roman"/>
+            <w:kern w:val="0"/>
+            <w14:ligatures w14:val="none"/>
+          </w:rPr>
+          <m:t>→</m:t>
+        </m:r>
+        <m:r>
+          <m:rPr>
+            <m:sty m:val="p"/>
+          </m:rPr>
+          <w:rPr>
+            <w:rFonts w:ascii="Cambria Math" w:eastAsia="Times New Roman" w:hAnsi="Cambria Math" w:cs="Times New Roman"/>
+            <w:kern w:val="0"/>
+            <w14:ligatures w14:val="none"/>
+          </w:rPr>
+          <m:t>Conv</m:t>
+        </m:r>
+        <m:r>
+          <w:rPr>
+            <w:rFonts w:ascii="Cambria Math" w:eastAsia="Times New Roman" w:hAnsi="Cambria Math" w:cs="Times New Roman"/>
+            <w:kern w:val="0"/>
+            <w14:ligatures w14:val="none"/>
+          </w:rPr>
+          <m:t>2</m:t>
+        </m:r>
+        <m:r>
+          <m:rPr>
+            <m:sty m:val="p"/>
+          </m:rPr>
+          <w:rPr>
+            <w:rFonts w:ascii="Cambria Math" w:eastAsia="Times New Roman" w:hAnsi="Cambria Math" w:cs="Times New Roman"/>
+            <w:kern w:val="0"/>
+            <w14:ligatures w14:val="none"/>
+          </w:rPr>
+          <m:t>D</m:t>
+        </m:r>
+        <m:r>
+          <w:rPr>
+            <w:rFonts w:ascii="Cambria Math" w:eastAsia="Times New Roman" w:hAnsi="Cambria Math" w:cs="Times New Roman"/>
+            <w:kern w:val="0"/>
+            <w14:ligatures w14:val="none"/>
+          </w:rPr>
+          <m:t>→</m:t>
+        </m:r>
+        <m:r>
+          <m:rPr>
+            <m:sty m:val="p"/>
+          </m:rPr>
+          <w:rPr>
+            <w:rFonts w:ascii="Cambria Math" w:eastAsia="Times New Roman" w:hAnsi="Cambria Math" w:cs="Times New Roman"/>
+            <w:kern w:val="0"/>
+            <w14:ligatures w14:val="none"/>
+          </w:rPr>
+          <m:t>BatchNorm</m:t>
+        </m:r>
+        <m:r>
+          <w:rPr>
+            <w:rFonts w:ascii="Cambria Math" w:eastAsia="Times New Roman" w:hAnsi="Cambria Math" w:cs="Times New Roman"/>
+            <w:kern w:val="0"/>
+            <w14:ligatures w14:val="none"/>
+          </w:rPr>
+          <m:t>→</m:t>
+        </m:r>
+        <m:r>
+          <m:rPr>
+            <m:sty m:val="p"/>
+          </m:rPr>
+          <w:rPr>
+            <w:rFonts w:ascii="Cambria Math" w:eastAsia="Times New Roman" w:hAnsi="Cambria Math" w:cs="Times New Roman"/>
+            <w:kern w:val="0"/>
+            <w14:ligatures w14:val="none"/>
+          </w:rPr>
+          <m:t>ReLU</m:t>
+        </m:r>
+        <m:r>
+          <w:rPr>
+            <w:rFonts w:ascii="Cambria Math" w:eastAsia="Times New Roman" w:hAnsi="Cambria Math" w:cs="Times New Roman"/>
+            <w:kern w:val="0"/>
+            <w14:ligatures w14:val="none"/>
+          </w:rPr>
+          <m:t>→</m:t>
+        </m:r>
+        <m:d>
+          <m:dPr>
+            <m:ctrlPr>
+              <w:rPr>
+                <w:rFonts w:ascii="Cambria Math" w:eastAsia="Times New Roman" w:hAnsi="Cambria Math" w:cs="Times New Roman"/>
+                <w:kern w:val="0"/>
+                <w14:ligatures w14:val="none"/>
+              </w:rPr>
+            </m:ctrlPr>
+          </m:dPr>
+          <m:e>
+            <m:r>
+              <m:rPr>
+                <m:sty m:val="p"/>
+              </m:rPr>
+              <w:rPr>
+                <w:rFonts w:ascii="Cambria Math" w:eastAsia="Times New Roman" w:hAnsi="Cambria Math" w:cs="Times New Roman"/>
+                <w:kern w:val="0"/>
+                <w14:ligatures w14:val="none"/>
+              </w:rPr>
+              <m:t>SpatialDropout</m:t>
+            </m:r>
+          </m:e>
+        </m:d>
+        <m:r>
+          <w:rPr>
+            <w:rFonts w:ascii="Cambria Math" w:eastAsia="Times New Roman" w:hAnsi="Cambria Math" w:cs="Times New Roman"/>
+            <w:kern w:val="0"/>
+            <w14:ligatures w14:val="none"/>
+          </w:rPr>
+          <m:t>→</m:t>
+        </m:r>
+        <m:r>
+          <m:rPr>
+            <m:sty m:val="p"/>
+          </m:rPr>
+          <w:rPr>
+            <w:rFonts w:ascii="Cambria Math" w:eastAsia="Times New Roman" w:hAnsi="Cambria Math" w:cs="Times New Roman"/>
+            <w:kern w:val="0"/>
+            <w14:ligatures w14:val="none"/>
+          </w:rPr>
+          <m:t>MaxPool</m:t>
+        </m:r>
+      </m:oMath>
     </w:p>
     <w:p>
       <w:pPr>
         <w:numPr>
           <w:ilvl w:val="0"/>
-          <w:numId w:val="1"/>
+          <w:numId w:val="3"/>
         </w:numPr>
-      </w:pPr>
-      <w:r>
-        <w:t>256 filters</w:t>
-      </w:r>
-    </w:p>
-    <w:p>
-      <w:r>
-        <w:t>At the same time, max pooling progressively reduces the spatial size of the feature maps. This allows the network to move from local low-level patterns to more abstract genre-related features.</w:t>
-      </w:r>
-    </w:p>
-    <w:p>
-      <w:pPr>
-        <w:rPr>
-          <w:b/>
-          <w:bCs/>
-        </w:rPr>
-      </w:pPr>
-      <w:r>
-        <w:rPr>
-          <w:b/>
-          <w:bCs/>
-        </w:rPr>
-        <w:t>Global Feature Aggregation and Output</w:t>
+        <w:spacing w:before="100" w:beforeAutospacing="1" w:after="100" w:afterAutospacing="1" w:line="240" w:lineRule="auto"/>
+        <w:rPr>
+          <w:rFonts w:ascii="Times New Roman" w:eastAsia="Times New Roman" w:hAnsi="Times New Roman" w:cs="Times New Roman"/>
+          <w:kern w:val="0"/>
+          <w14:ligatures w14:val="none"/>
+        </w:rPr>
+      </w:pPr>
+      <w:r>
+        <w:rPr>
+          <w:rFonts w:ascii="Times New Roman" w:eastAsia="Times New Roman" w:hAnsi="Times New Roman" w:cs="Times New Roman"/>
+          <w:b/>
+          <w:bCs/>
+          <w:kern w:val="0"/>
+          <w14:ligatures w14:val="none"/>
+        </w:rPr>
+        <w:t>Batch Normalization</w:t>
+      </w:r>
+      <w:r>
+        <w:rPr>
+          <w:rFonts w:ascii="Times New Roman" w:eastAsia="Times New Roman" w:hAnsi="Times New Roman" w:cs="Times New Roman"/>
+          <w:kern w:val="0"/>
+          <w14:ligatures w14:val="none"/>
+        </w:rPr>
+        <w:t xml:space="preserve"> stabilizes training and improves convergence</w:t>
+      </w:r>
+    </w:p>
+    <w:p>
+      <w:pPr>
+        <w:numPr>
+          <w:ilvl w:val="0"/>
+          <w:numId w:val="3"/>
+        </w:numPr>
+        <w:spacing w:before="100" w:beforeAutospacing="1" w:after="100" w:afterAutospacing="1" w:line="240" w:lineRule="auto"/>
+        <w:rPr>
+          <w:rFonts w:ascii="Times New Roman" w:eastAsia="Times New Roman" w:hAnsi="Times New Roman" w:cs="Times New Roman"/>
+          <w:kern w:val="0"/>
+          <w14:ligatures w14:val="none"/>
+        </w:rPr>
+      </w:pPr>
+      <w:proofErr w:type="spellStart"/>
+      <w:r>
+        <w:rPr>
+          <w:rFonts w:ascii="Times New Roman" w:eastAsia="Times New Roman" w:hAnsi="Times New Roman" w:cs="Times New Roman"/>
+          <w:b/>
+          <w:bCs/>
+          <w:kern w:val="0"/>
+          <w14:ligatures w14:val="none"/>
+        </w:rPr>
+        <w:t>ReLU</w:t>
+      </w:r>
+      <w:proofErr w:type="spellEnd"/>
+      <w:r>
+        <w:rPr>
+          <w:rFonts w:ascii="Times New Roman" w:eastAsia="Times New Roman" w:hAnsi="Times New Roman" w:cs="Times New Roman"/>
+          <w:kern w:val="0"/>
+          <w14:ligatures w14:val="none"/>
+        </w:rPr>
+        <w:t xml:space="preserve"> introduces non-linearity</w:t>
+      </w:r>
+    </w:p>
+    <w:p>
+      <w:pPr>
+        <w:numPr>
+          <w:ilvl w:val="0"/>
+          <w:numId w:val="3"/>
+        </w:numPr>
+        <w:spacing w:before="100" w:beforeAutospacing="1" w:after="100" w:afterAutospacing="1" w:line="240" w:lineRule="auto"/>
+        <w:rPr>
+          <w:rFonts w:ascii="Times New Roman" w:eastAsia="Times New Roman" w:hAnsi="Times New Roman" w:cs="Times New Roman"/>
+          <w:kern w:val="0"/>
+          <w14:ligatures w14:val="none"/>
+        </w:rPr>
+      </w:pPr>
+      <w:r>
+        <w:rPr>
+          <w:rFonts w:ascii="Times New Roman" w:eastAsia="Times New Roman" w:hAnsi="Times New Roman" w:cs="Times New Roman"/>
+          <w:b/>
+          <w:bCs/>
+          <w:kern w:val="0"/>
+          <w14:ligatures w14:val="none"/>
+        </w:rPr>
+        <w:t>SpatialDropout2D</w:t>
+      </w:r>
+      <w:r>
+        <w:rPr>
+          <w:rFonts w:ascii="Times New Roman" w:eastAsia="Times New Roman" w:hAnsi="Times New Roman" w:cs="Times New Roman"/>
+          <w:kern w:val="0"/>
+          <w14:ligatures w14:val="none"/>
+        </w:rPr>
+        <w:t xml:space="preserve"> (blocks 2–5) regularizes feature maps by dropping entire channels</w:t>
+      </w:r>
+    </w:p>
+    <w:p>
+      <w:pPr>
+        <w:numPr>
+          <w:ilvl w:val="0"/>
+          <w:numId w:val="3"/>
+        </w:numPr>
+        <w:spacing w:before="100" w:beforeAutospacing="1" w:after="100" w:afterAutospacing="1" w:line="240" w:lineRule="auto"/>
+        <w:rPr>
+          <w:rFonts w:ascii="Times New Roman" w:eastAsia="Times New Roman" w:hAnsi="Times New Roman" w:cs="Times New Roman"/>
+          <w:kern w:val="0"/>
+          <w14:ligatures w14:val="none"/>
+        </w:rPr>
+      </w:pPr>
+      <w:r>
+        <w:rPr>
+          <w:rFonts w:ascii="Times New Roman" w:eastAsia="Times New Roman" w:hAnsi="Times New Roman" w:cs="Times New Roman"/>
+          <w:b/>
+          <w:bCs/>
+          <w:kern w:val="0"/>
+          <w14:ligatures w14:val="none"/>
+        </w:rPr>
+        <w:t>Max Pooling</w:t>
+      </w:r>
+      <w:r>
+        <w:rPr>
+          <w:rFonts w:ascii="Times New Roman" w:eastAsia="Times New Roman" w:hAnsi="Times New Roman" w:cs="Times New Roman"/>
+          <w:kern w:val="0"/>
+          <w14:ligatures w14:val="none"/>
+        </w:rPr>
+        <w:t xml:space="preserve"> reduces spatial dimensions and increases receptive field</w:t>
+      </w:r>
+    </w:p>
+    <w:p>
+      <w:pPr>
+        <w:spacing w:before="100" w:beforeAutospacing="1" w:after="100" w:afterAutospacing="1" w:line="240" w:lineRule="auto"/>
+        <w:rPr>
+          <w:rFonts w:ascii="Times New Roman" w:eastAsia="Times New Roman" w:hAnsi="Times New Roman" w:cs="Times New Roman"/>
+          <w:kern w:val="0"/>
+          <w14:ligatures w14:val="none"/>
+        </w:rPr>
+      </w:pPr>
+      <w:r>
+        <w:rPr>
+          <w:rFonts w:ascii="Times New Roman" w:eastAsia="Times New Roman" w:hAnsi="Times New Roman" w:cs="Times New Roman"/>
+          <w:kern w:val="0"/>
+          <w14:ligatures w14:val="none"/>
+        </w:rPr>
+        <w:t>The number of filters increases across blocks</w:t>
+      </w:r>
+      <w:r>
+        <w:rPr>
+          <w:rFonts w:ascii="Times New Roman" w:eastAsia="Times New Roman" w:hAnsi="Times New Roman" w:cs="Times New Roman"/>
+          <w:kern w:val="0"/>
+          <w14:ligatures w14:val="none"/>
+        </w:rPr>
+        <w:t xml:space="preserve"> </w:t>
+      </w:r>
+      <m:oMath>
+        <m:r>
+          <w:rPr>
+            <w:rFonts w:ascii="Cambria Math" w:eastAsia="Times New Roman" w:hAnsi="Cambria Math" w:cs="Times New Roman"/>
+            <w:kern w:val="0"/>
+            <w14:ligatures w14:val="none"/>
+          </w:rPr>
+          <m:t>32→64→128→256→256</m:t>
+        </m:r>
+      </m:oMath>
+      <w:r>
+        <w:rPr>
+          <w:rFonts w:ascii="Times New Roman" w:eastAsia="Times New Roman" w:hAnsi="Times New Roman" w:cs="Times New Roman"/>
+          <w:kern w:val="0"/>
+          <w14:ligatures w14:val="none"/>
+        </w:rPr>
+        <w:t xml:space="preserve">. </w:t>
+      </w:r>
+      <w:r>
+        <w:rPr>
+          <w:rFonts w:ascii="Times New Roman" w:eastAsia="Times New Roman" w:hAnsi="Times New Roman" w:cs="Times New Roman"/>
+          <w:kern w:val="0"/>
+          <w14:ligatures w14:val="none"/>
+        </w:rPr>
+        <w:t>At the same time, repeated pooling progressively reduces the spatial resolution of the feature maps, enabling the model to transition from low-level time–frequency patterns to higher-level, genre-discriminative features.</w:t>
+      </w:r>
+    </w:p>
+    <w:p>
+      <w:pPr>
+        <w:spacing w:before="100" w:beforeAutospacing="1" w:after="100" w:afterAutospacing="1" w:line="240" w:lineRule="auto"/>
+        <w:jc w:val="both"/>
+        <w:rPr>
+          <w:rFonts w:ascii="Times New Roman" w:eastAsia="Times New Roman" w:hAnsi="Times New Roman" w:cs="Times New Roman"/>
+          <w:kern w:val="0"/>
+          <w14:ligatures w14:val="none"/>
+        </w:rPr>
+      </w:pPr>
+      <w:r>
+        <w:rPr>
+          <w:rFonts w:ascii="Times New Roman" w:eastAsia="Times New Roman" w:hAnsi="Times New Roman" w:cs="Times New Roman"/>
+          <w:kern w:val="0"/>
+          <w14:ligatures w14:val="none"/>
+        </w:rPr>
+        <w:t>After the convolutional backbone</w:t>
+      </w:r>
+      <w:r>
+        <w:rPr>
+          <w:rFonts w:ascii="Times New Roman" w:eastAsia="Times New Roman" w:hAnsi="Times New Roman" w:cs="Times New Roman"/>
+          <w:kern w:val="0"/>
+          <w14:ligatures w14:val="none"/>
+        </w:rPr>
+        <w:t xml:space="preserve">, we have the following called </w:t>
+      </w:r>
+      <w:r>
+        <w:rPr>
+          <w:rFonts w:ascii="Times New Roman" w:eastAsia="Times New Roman" w:hAnsi="Times New Roman" w:cs="Times New Roman"/>
+          <w:kern w:val="0"/>
+          <w14:ligatures w14:val="none"/>
+        </w:rPr>
+        <w:t>Classifier Head</w:t>
+      </w:r>
+      <w:r>
+        <w:rPr>
+          <w:rFonts w:ascii="Times New Roman" w:eastAsia="Times New Roman" w:hAnsi="Times New Roman" w:cs="Times New Roman"/>
+          <w:kern w:val="0"/>
+          <w14:ligatures w14:val="none"/>
+        </w:rPr>
+        <w:t xml:space="preserve">, </w:t>
+      </w:r>
+      <w:r>
+        <w:rPr>
+          <w:rFonts w:ascii="Times New Roman" w:eastAsia="Times New Roman" w:hAnsi="Times New Roman" w:cs="Times New Roman"/>
+          <w:kern w:val="0"/>
+          <w14:ligatures w14:val="none"/>
+        </w:rPr>
+        <w:t>the final part of the network that takes learned features and turns them into class predictions</w:t>
+      </w:r>
+      <w:r>
+        <w:rPr>
+          <w:rFonts w:ascii="Times New Roman" w:eastAsia="Times New Roman" w:hAnsi="Times New Roman" w:cs="Times New Roman"/>
+          <w:kern w:val="0"/>
+          <w14:ligatures w14:val="none"/>
+        </w:rPr>
+        <w:t>:</w:t>
+      </w:r>
+    </w:p>
+    <w:p>
+      <w:pPr>
+        <w:numPr>
+          <w:ilvl w:val="0"/>
+          <w:numId w:val="4"/>
+        </w:numPr>
+        <w:spacing w:before="100" w:beforeAutospacing="1" w:after="100" w:afterAutospacing="1" w:line="240" w:lineRule="auto"/>
+        <w:rPr>
+          <w:rFonts w:ascii="Times New Roman" w:eastAsia="Times New Roman" w:hAnsi="Times New Roman" w:cs="Times New Roman"/>
+          <w:kern w:val="0"/>
+          <w14:ligatures w14:val="none"/>
+        </w:rPr>
+      </w:pPr>
+      <w:r>
+        <w:rPr>
+          <w:rFonts w:ascii="Times New Roman" w:eastAsia="Times New Roman" w:hAnsi="Times New Roman" w:cs="Times New Roman"/>
+          <w:b/>
+          <w:bCs/>
+          <w:kern w:val="0"/>
+          <w14:ligatures w14:val="none"/>
+        </w:rPr>
+        <w:t>Global Average Pooling (GAP)</w:t>
+      </w:r>
+      <w:r>
+        <w:rPr>
+          <w:rFonts w:ascii="Times New Roman" w:eastAsia="Times New Roman" w:hAnsi="Times New Roman" w:cs="Times New Roman"/>
+          <w:kern w:val="0"/>
+          <w14:ligatures w14:val="none"/>
+        </w:rPr>
+        <w:t xml:space="preserve"> collapses spatial dimensions and summarizes each feature map into a single value</w:t>
+      </w:r>
+    </w:p>
+    <w:p>
+      <w:pPr>
+        <w:numPr>
+          <w:ilvl w:val="0"/>
+          <w:numId w:val="4"/>
+        </w:numPr>
+        <w:spacing w:before="100" w:beforeAutospacing="1" w:after="100" w:afterAutospacing="1" w:line="240" w:lineRule="auto"/>
+        <w:rPr>
+          <w:rFonts w:ascii="Times New Roman" w:eastAsia="Times New Roman" w:hAnsi="Times New Roman" w:cs="Times New Roman"/>
+          <w:kern w:val="0"/>
+          <w14:ligatures w14:val="none"/>
+        </w:rPr>
+      </w:pPr>
+      <w:r>
+        <w:rPr>
+          <w:rFonts w:ascii="Times New Roman" w:eastAsia="Times New Roman" w:hAnsi="Times New Roman" w:cs="Times New Roman"/>
+          <w:kern w:val="0"/>
+          <w14:ligatures w14:val="none"/>
+        </w:rPr>
+        <w:t xml:space="preserve">A </w:t>
+      </w:r>
+      <w:proofErr w:type="gramStart"/>
+      <w:r>
+        <w:rPr>
+          <w:rFonts w:ascii="Times New Roman" w:eastAsia="Times New Roman" w:hAnsi="Times New Roman" w:cs="Times New Roman"/>
+          <w:b/>
+          <w:bCs/>
+          <w:kern w:val="0"/>
+          <w14:ligatures w14:val="none"/>
+        </w:rPr>
+        <w:t>Dense(</w:t>
+      </w:r>
+      <w:proofErr w:type="gramEnd"/>
+      <w:r>
+        <w:rPr>
+          <w:rFonts w:ascii="Times New Roman" w:eastAsia="Times New Roman" w:hAnsi="Times New Roman" w:cs="Times New Roman"/>
+          <w:b/>
+          <w:bCs/>
+          <w:kern w:val="0"/>
+          <w14:ligatures w14:val="none"/>
+        </w:rPr>
+        <w:t>256)</w:t>
+      </w:r>
+      <w:r>
+        <w:rPr>
+          <w:rFonts w:ascii="Times New Roman" w:eastAsia="Times New Roman" w:hAnsi="Times New Roman" w:cs="Times New Roman"/>
+          <w:kern w:val="0"/>
+          <w14:ligatures w14:val="none"/>
+        </w:rPr>
+        <w:t xml:space="preserve"> layer acts as a bottleneck representation</w:t>
+      </w:r>
+    </w:p>
+    <w:p>
+      <w:pPr>
+        <w:numPr>
+          <w:ilvl w:val="0"/>
+          <w:numId w:val="4"/>
+        </w:numPr>
+        <w:spacing w:before="100" w:beforeAutospacing="1" w:after="100" w:afterAutospacing="1" w:line="240" w:lineRule="auto"/>
+        <w:rPr>
+          <w:rFonts w:ascii="Times New Roman" w:eastAsia="Times New Roman" w:hAnsi="Times New Roman" w:cs="Times New Roman"/>
+          <w:kern w:val="0"/>
+          <w14:ligatures w14:val="none"/>
+        </w:rPr>
+      </w:pPr>
+      <w:r>
+        <w:rPr>
+          <w:rFonts w:ascii="Times New Roman" w:eastAsia="Times New Roman" w:hAnsi="Times New Roman" w:cs="Times New Roman"/>
+          <w:b/>
+          <w:bCs/>
+          <w:kern w:val="0"/>
+          <w14:ligatures w14:val="none"/>
+        </w:rPr>
+        <w:t>Dropout (0.20)</w:t>
+      </w:r>
+      <w:r>
+        <w:rPr>
+          <w:rFonts w:ascii="Times New Roman" w:eastAsia="Times New Roman" w:hAnsi="Times New Roman" w:cs="Times New Roman"/>
+          <w:kern w:val="0"/>
+          <w14:ligatures w14:val="none"/>
+        </w:rPr>
+        <w:t xml:space="preserve"> provides additional regularization</w:t>
+      </w:r>
+    </w:p>
+    <w:p>
+      <w:pPr>
+        <w:numPr>
+          <w:ilvl w:val="0"/>
+          <w:numId w:val="4"/>
+        </w:numPr>
+        <w:spacing w:before="100" w:beforeAutospacing="1" w:after="100" w:afterAutospacing="1" w:line="240" w:lineRule="auto"/>
+        <w:rPr>
+          <w:rFonts w:ascii="Times New Roman" w:eastAsia="Times New Roman" w:hAnsi="Times New Roman" w:cs="Times New Roman"/>
+          <w:kern w:val="0"/>
+          <w14:ligatures w14:val="none"/>
+        </w:rPr>
+      </w:pPr>
+      <w:r>
+        <w:rPr>
+          <w:rFonts w:ascii="Times New Roman" w:eastAsia="Times New Roman" w:hAnsi="Times New Roman" w:cs="Times New Roman"/>
+          <w:kern w:val="0"/>
+          <w14:ligatures w14:val="none"/>
+        </w:rPr>
+        <w:t xml:space="preserve">The final </w:t>
+      </w:r>
+      <w:proofErr w:type="gramStart"/>
+      <w:r>
+        <w:rPr>
+          <w:rFonts w:ascii="Times New Roman" w:eastAsia="Times New Roman" w:hAnsi="Times New Roman" w:cs="Times New Roman"/>
+          <w:b/>
+          <w:bCs/>
+          <w:kern w:val="0"/>
+          <w14:ligatures w14:val="none"/>
+        </w:rPr>
+        <w:t>Dense(</w:t>
+      </w:r>
+      <w:proofErr w:type="spellStart"/>
+      <w:proofErr w:type="gramEnd"/>
+      <w:r>
+        <w:rPr>
+          <w:rFonts w:ascii="Times New Roman" w:eastAsia="Times New Roman" w:hAnsi="Times New Roman" w:cs="Times New Roman"/>
+          <w:b/>
+          <w:bCs/>
+          <w:kern w:val="0"/>
+          <w14:ligatures w14:val="none"/>
+        </w:rPr>
+        <w:t>n_classes</w:t>
+      </w:r>
+      <w:proofErr w:type="spellEnd"/>
+      <w:r>
+        <w:rPr>
+          <w:rFonts w:ascii="Times New Roman" w:eastAsia="Times New Roman" w:hAnsi="Times New Roman" w:cs="Times New Roman"/>
+          <w:b/>
+          <w:bCs/>
+          <w:kern w:val="0"/>
+          <w14:ligatures w14:val="none"/>
+        </w:rPr>
+        <w:t xml:space="preserve">, </w:t>
+      </w:r>
+      <w:proofErr w:type="spellStart"/>
+      <w:r>
+        <w:rPr>
+          <w:rFonts w:ascii="Times New Roman" w:eastAsia="Times New Roman" w:hAnsi="Times New Roman" w:cs="Times New Roman"/>
+          <w:b/>
+          <w:bCs/>
+          <w:kern w:val="0"/>
+          <w14:ligatures w14:val="none"/>
+        </w:rPr>
+        <w:t>softmax</w:t>
+      </w:r>
+      <w:proofErr w:type="spellEnd"/>
+      <w:r>
+        <w:rPr>
+          <w:rFonts w:ascii="Times New Roman" w:eastAsia="Times New Roman" w:hAnsi="Times New Roman" w:cs="Times New Roman"/>
+          <w:b/>
+          <w:bCs/>
+          <w:kern w:val="0"/>
+          <w14:ligatures w14:val="none"/>
+        </w:rPr>
+        <w:t>)</w:t>
+      </w:r>
+      <w:r>
+        <w:rPr>
+          <w:rFonts w:ascii="Times New Roman" w:eastAsia="Times New Roman" w:hAnsi="Times New Roman" w:cs="Times New Roman"/>
+          <w:kern w:val="0"/>
+          <w14:ligatures w14:val="none"/>
+        </w:rPr>
+        <w:t xml:space="preserve"> layer outputs class probabilities</w:t>
+      </w:r>
+    </w:p>
+    <w:p>
+      <w:pPr>
+        <w:rPr>
+          <w:b/>
+          <w:bCs/>
+        </w:rPr>
+      </w:pPr>
+      <w:r>
+        <w:rPr>
+          <w:b/>
+          <w:bCs/>
+        </w:rPr>
+        <w:t>Global Feature Aggregation</w:t>
+      </w:r>
+      <w:r>
+        <w:rPr>
+          <w:b/>
+          <w:bCs/>
+        </w:rPr>
+        <w:t xml:space="preserve"> (GAP)</w:t>
+      </w:r>
+      <w:r>
+        <w:rPr>
+          <w:b/>
+          <w:bCs/>
+        </w:rPr>
+        <w:t xml:space="preserve"> and Output</w:t>
       </w:r>
     </w:p>
     <w:p>
@@ -1050,17 +3067,47 @@
             <m:t>(u,v)</m:t>
           </m:r>
           <m:r>
-            <w:rPr>
-              <w:i/>
-            </w:rPr>
             <w:br/>
           </m:r>
         </m:oMath>
       </m:oMathPara>
     </w:p>
     <w:p>
+      <w:pPr>
+        <w:jc w:val="both"/>
+      </w:pPr>
       <w:r>
         <w:t>This produces a compact feature vector, which is passed through a dense layer and then a final output layer.</w:t>
+      </w:r>
+      <w:r>
+        <w:t xml:space="preserve"> </w:t>
+      </w:r>
+      <w:r>
+        <w:t>GAP keeps the important “what features exist” information while avoiding the huge parameter cost and overfitting risk that Flatten would create.</w:t>
+      </w:r>
+      <w:r>
+        <w:t xml:space="preserve"> U</w:t>
+      </w:r>
+      <w:r>
+        <w:t>s</w:t>
+      </w:r>
+      <w:r>
+        <w:t>ing</w:t>
+      </w:r>
+      <w:r>
+        <w:t xml:space="preserve"> Flatten</w:t>
+      </w:r>
+      <w:r>
+        <w:t xml:space="preserve"> makes</w:t>
+      </w:r>
+      <w:r>
+        <w:t xml:space="preserve"> the classifier head becomes very large and may start memorizing training data instead of learning robust genre structure.</w:t>
+      </w:r>
+      <w:r>
+        <w:t xml:space="preserve"> </w:t>
+      </w:r>
+      <w:r>
+        <w:t>GAP keeps the head compact, which is usually safer.</w:t>
       </w:r>
     </w:p>
     <w:p>
@@ -1251,6 +3298,9 @@
             </m:den>
           </m:f>
           <m:r>
+            <m:rPr>
+              <m:sty m:val="p"/>
+            </m:rPr>
             <w:br/>
           </m:r>
         </m:oMath>
@@ -1258,6 +3308,7 @@
     </w:p>
     <w:p>
       <w:r>
+        <w:lastRenderedPageBreak/>
         <w:t>The final prediction is:</w:t>
       </w:r>
     </w:p>
@@ -1362,6 +3413,9 @@
             </m:sub>
           </m:sSub>
           <m:r>
+            <m:rPr>
+              <m:sty m:val="p"/>
+            </m:rPr>
             <w:br/>
           </m:r>
         </m:oMath>
@@ -1369,17 +3423,63 @@
     </w:p>
     <w:p>
       <w:pPr>
-        <w:rPr>
-          <w:b/>
-          <w:bCs/>
-        </w:rPr>
-      </w:pPr>
-      <w:r>
-        <w:rPr>
-          <w:b/>
-          <w:bCs/>
-        </w:rPr>
-        <w:t>Training Objective</w:t>
+        <w:spacing w:before="100" w:beforeAutospacing="1" w:after="100" w:afterAutospacing="1" w:line="240" w:lineRule="auto"/>
+        <w:outlineLvl w:val="1"/>
+        <w:rPr>
+          <w:rFonts w:ascii="Times New Roman" w:eastAsia="Times New Roman" w:hAnsi="Times New Roman" w:cs="Times New Roman"/>
+          <w:b/>
+          <w:bCs/>
+          <w:kern w:val="0"/>
+          <w:sz w:val="36"/>
+          <w:szCs w:val="36"/>
+          <w14:ligatures w14:val="none"/>
+        </w:rPr>
+      </w:pPr>
+      <w:r>
+        <w:rPr>
+          <w:rFonts w:ascii="Times New Roman" w:eastAsia="Times New Roman" w:hAnsi="Times New Roman" w:cs="Times New Roman"/>
+          <w:b/>
+          <w:bCs/>
+          <w:kern w:val="0"/>
+          <w:sz w:val="36"/>
+          <w:szCs w:val="36"/>
+          <w14:ligatures w14:val="none"/>
+        </w:rPr>
+        <w:t xml:space="preserve">Model </w:t>
+      </w:r>
+      <w:r>
+        <w:rPr>
+          <w:rFonts w:ascii="Times New Roman" w:eastAsia="Times New Roman" w:hAnsi="Times New Roman" w:cs="Times New Roman"/>
+          <w:b/>
+          <w:bCs/>
+          <w:kern w:val="0"/>
+          <w:sz w:val="36"/>
+          <w:szCs w:val="36"/>
+          <w14:ligatures w14:val="none"/>
+        </w:rPr>
+        <w:t xml:space="preserve">Training </w:t>
+      </w:r>
+    </w:p>
+    <w:p>
+      <w:pPr>
+        <w:rPr>
+          <w:b/>
+          <w:bCs/>
+        </w:rPr>
+      </w:pPr>
+      <w:r>
+        <w:rPr>
+          <w:b/>
+          <w:bCs/>
+        </w:rPr>
+        <w:t xml:space="preserve">Training </w:t>
+      </w:r>
+      <w:r>
+        <w:rPr>
+          <w:b/>
+          <w:bCs/>
+        </w:rPr>
+        <w:t>Objective</w:t>
       </w:r>
     </w:p>
     <w:p>
@@ -1499,22 +3599,15 @@
             </m:sub>
           </m:sSub>
           <m:r>
+            <m:rPr>
+              <m:sty m:val="p"/>
+            </m:rPr>
             <w:br/>
           </m:r>
         </m:oMath>
       </m:oMathPara>
-    </w:p>
-    <w:p>
-      <w:r>
-        <w:t xml:space="preserve">Because </w:t>
-      </w:r>
-      <w:proofErr w:type="spellStart"/>
-      <w:r>
-        <w:t>Mixup</w:t>
-      </w:r>
-      <w:proofErr w:type="spellEnd"/>
-      <w:r>
-        <w:t xml:space="preserve"> is used, the target </w:t>
+      <w:r>
+        <w:t xml:space="preserve">Because Mixup is used, the target </w:t>
       </w:r>
       <m:oMath>
         <m:r>
@@ -1524,6 +3617,12 @@
           <m:t>y</m:t>
         </m:r>
       </m:oMath>
+      <w:r>
+        <w:rPr>
+          <w:rFonts w:eastAsiaTheme="minorEastAsia"/>
+        </w:rPr>
+        <w:t xml:space="preserve"> </w:t>
+      </w:r>
       <w:r>
         <w:t>may be a soft label rather than a strict one-hot vector.</w:t>
       </w:r>
@@ -1666,7 +3765,7 @@
             <w:rPr>
               <w:rFonts w:ascii="Cambria Math" w:hAnsi="Cambria Math"/>
             </w:rPr>
-            <m:t>)=p</m:t>
+            <m:t>)=p→</m:t>
           </m:r>
           <m:r>
             <m:rPr>
@@ -1675,7 +3774,7 @@
             <w:rPr>
               <w:rFonts w:ascii="Cambria Math" w:hAnsi="Cambria Math"/>
             </w:rPr>
-            <m:t>→L(</m:t>
+            <m:t>L(</m:t>
           </m:r>
           <m:r>
             <w:rPr>
@@ -1684,9 +3783,6 @@
             <m:t>y,p)</m:t>
           </m:r>
           <m:r>
-            <w:rPr>
-              <w:i/>
-            </w:rPr>
             <w:br/>
           </m:r>
         </m:oMath>
@@ -1694,7 +3790,6 @@
     </w:p>
     <w:p>
       <w:r>
-        <w:lastRenderedPageBreak/>
         <w:t xml:space="preserve">Then the parameters </w:t>
       </w:r>
       <m:oMath>
@@ -1726,15 +3821,27 @@
     </w:p>
     <w:p>
       <w:pPr>
-        <w:rPr>
-          <w:b/>
-          <w:bCs/>
-        </w:rPr>
-      </w:pPr>
-      <w:r>
-        <w:rPr>
-          <w:b/>
-          <w:bCs/>
+        <w:spacing w:before="100" w:beforeAutospacing="1" w:after="100" w:afterAutospacing="1" w:line="240" w:lineRule="auto"/>
+        <w:outlineLvl w:val="1"/>
+        <w:rPr>
+          <w:rFonts w:ascii="Times New Roman" w:eastAsia="Times New Roman" w:hAnsi="Times New Roman" w:cs="Times New Roman"/>
+          <w:b/>
+          <w:bCs/>
+          <w:kern w:val="0"/>
+          <w:sz w:val="36"/>
+          <w:szCs w:val="36"/>
+          <w14:ligatures w14:val="none"/>
+        </w:rPr>
+      </w:pPr>
+      <w:r>
+        <w:rPr>
+          <w:rFonts w:ascii="Times New Roman" w:eastAsia="Times New Roman" w:hAnsi="Times New Roman" w:cs="Times New Roman"/>
+          <w:b/>
+          <w:bCs/>
+          <w:kern w:val="0"/>
+          <w:sz w:val="36"/>
+          <w:szCs w:val="36"/>
+          <w14:ligatures w14:val="none"/>
         </w:rPr>
         <w:t>Inference</w:t>
       </w:r>
@@ -1869,6 +3976,9 @@
             </m:e>
           </m:acc>
           <m:r>
+            <m:rPr>
+              <m:sty m:val="p"/>
+            </m:rPr>
             <w:br/>
           </m:r>
         </m:oMath>
@@ -1876,6 +3986,7 @@
     </w:p>
     <w:p>
       <w:r>
+        <w:lastRenderedPageBreak/>
         <w:t xml:space="preserve">No </w:t>
       </w:r>
       <w:proofErr w:type="spellStart"/>
@@ -1937,9 +4048,9 @@
 <file path=word/numbering.xml><?xml version="1.0" encoding="utf-8"?>
 <w:numbering xmlns:wpc="http://schemas.microsoft.com/office/word/2010/wordprocessingCanvas" xmlns:cx="http://schemas.microsoft.com/office/drawing/2014/chartex" xmlns:cx1="http://schemas.microsoft.com/office/drawing/2015/9/8/chartex" xmlns:cx2="http://schemas.microsoft.com/office/drawing/2015/10/21/chartex" xmlns:cx3="http://schemas.microsoft.com/office/drawing/2016/5/9/chartex" xmlns:cx4="http://schemas.microsoft.com/office/drawing/2016/5/10/chartex" xmlns:cx5="http://schemas.microsoft.com/office/drawing/2016/5/11/chartex" xmlns:cx6="http://schemas.microsoft.com/office/drawing/2016/5/12/chartex" xmlns:cx7="http://schemas.microsoft.com/office/drawing/2016/5/13/chartex" xmlns:cx8="http://schemas.microsoft.com/office/drawing/2016/5/14/chartex" xmlns:mc="http://schemas.openxmlformats.org/markup-compatibility/2006" xmlns:aink="http://schemas.microsoft.com/office/drawing/2016/ink" xmlns:am3d="http://schemas.microsoft.com/office/drawing/2017/model3d" xmlns:o="urn:schemas-microsoft-com:office:office" xmlns:oel="http://schemas.microsoft.com/office/2019/extlst" xmlns:r="http://schemas.openxmlformats.org/officeDocument/2006/relationships" xmlns:m="http://schemas.openxmlformats.org/officeDocument/2006/math" xmlns:v="urn:schemas-microsoft-com:vml" xmlns:wp14="http://schemas.microsoft.com/office/word/2010/wordprocessingDrawing" xmlns:wp="http://schemas.openxmlformats.org/drawingml/2006/wordprocessingDrawing" xmlns:w10="urn:schemas-microsoft-com:office:word" xmlns:w="http://schemas.openxmlformats.org/wordprocessingml/2006/main" xmlns:w14="http://schemas.microsoft.com/office/word/2010/wordml" xmlns:w15="http://schemas.microsoft.com/office/word/2012/wordml" xmlns:w16cex="http://schemas.microsoft.com/office/word/2018/wordml/cex" xmlns:w16cid="http://schemas.microsoft.com/office/word/2016/wordml/cid" xmlns:w16="http://schemas.microsoft.com/office/word/2018/wordml" xmlns:w16du="http://schemas.microsoft.com/office/word/2023/wordml/word16du" xmlns:w16sdtdh="http://schemas.microsoft.com/office/word/2020/wordml/sdtdatahash" xmlns:w16sdtfl="http://schemas.microsoft.com/office/word/2024/wordml/sdtformatlock" xmlns:w16se="http://schemas.microsoft.com/office/word/2015/wordml/symex" xmlns:wpg="http://schemas.microsoft.com/office/word/2010/wordprocessingGroup" xmlns:wpi="http://schemas.microsoft.com/office/word/2010/wordprocessingInk" xmlns:wne="http://schemas.microsoft.com/office/word/2006/wordml" xmlns:wps="http://schemas.microsoft.com/office/word/2010/wordprocessingShape" mc:Ignorable="w14 w15 w16se w16cid w16 w16cex w16sdtdh w16sdtfl w16du wp14">
   <w:abstractNum w:abstractNumId="0" w15:restartNumberingAfterBreak="0">
-    <w:nsid w:val="768651A3"/>
+    <w:nsid w:val="160918EC"/>
     <w:multiLevelType w:val="multilevel"/>
-    <w:tmpl w:val="3A6E1976"/>
+    <w:tmpl w:val="AF44396C"/>
     <w:lvl w:ilvl="0">
       <w:start w:val="1"/>
       <w:numFmt w:val="bullet"/>
@@ -2085,7 +4196,556 @@
       </w:rPr>
     </w:lvl>
   </w:abstractNum>
+  <w:abstractNum w:abstractNumId="1" w15:restartNumberingAfterBreak="0">
+    <w:nsid w:val="20ED5F66"/>
+    <w:multiLevelType w:val="hybridMultilevel"/>
+    <w:tmpl w:val="5366C570"/>
+    <w:lvl w:ilvl="0" w:tplc="04BC09F4">
+      <w:start w:val="1"/>
+      <w:numFmt w:val="lowerLetter"/>
+      <w:lvlText w:val="%1)"/>
+      <w:lvlJc w:val="left"/>
+      <w:pPr>
+        <w:ind w:left="720" w:hanging="360"/>
+      </w:pPr>
+      <w:rPr>
+        <w:rFonts w:hint="default"/>
+        <w:b/>
+      </w:rPr>
+    </w:lvl>
+    <w:lvl w:ilvl="1" w:tplc="04090019" w:tentative="1">
+      <w:start w:val="1"/>
+      <w:numFmt w:val="lowerLetter"/>
+      <w:lvlText w:val="%2."/>
+      <w:lvlJc w:val="left"/>
+      <w:pPr>
+        <w:ind w:left="1440" w:hanging="360"/>
+      </w:pPr>
+    </w:lvl>
+    <w:lvl w:ilvl="2" w:tplc="0409001B" w:tentative="1">
+      <w:start w:val="1"/>
+      <w:numFmt w:val="lowerRoman"/>
+      <w:lvlText w:val="%3."/>
+      <w:lvlJc w:val="right"/>
+      <w:pPr>
+        <w:ind w:left="2160" w:hanging="180"/>
+      </w:pPr>
+    </w:lvl>
+    <w:lvl w:ilvl="3" w:tplc="0409000F" w:tentative="1">
+      <w:start w:val="1"/>
+      <w:numFmt w:val="decimal"/>
+      <w:lvlText w:val="%4."/>
+      <w:lvlJc w:val="left"/>
+      <w:pPr>
+        <w:ind w:left="2880" w:hanging="360"/>
+      </w:pPr>
+    </w:lvl>
+    <w:lvl w:ilvl="4" w:tplc="04090019" w:tentative="1">
+      <w:start w:val="1"/>
+      <w:numFmt w:val="lowerLetter"/>
+      <w:lvlText w:val="%5."/>
+      <w:lvlJc w:val="left"/>
+      <w:pPr>
+        <w:ind w:left="3600" w:hanging="360"/>
+      </w:pPr>
+    </w:lvl>
+    <w:lvl w:ilvl="5" w:tplc="0409001B" w:tentative="1">
+      <w:start w:val="1"/>
+      <w:numFmt w:val="lowerRoman"/>
+      <w:lvlText w:val="%6."/>
+      <w:lvlJc w:val="right"/>
+      <w:pPr>
+        <w:ind w:left="4320" w:hanging="180"/>
+      </w:pPr>
+    </w:lvl>
+    <w:lvl w:ilvl="6" w:tplc="0409000F" w:tentative="1">
+      <w:start w:val="1"/>
+      <w:numFmt w:val="decimal"/>
+      <w:lvlText w:val="%7."/>
+      <w:lvlJc w:val="left"/>
+      <w:pPr>
+        <w:ind w:left="5040" w:hanging="360"/>
+      </w:pPr>
+    </w:lvl>
+    <w:lvl w:ilvl="7" w:tplc="04090019" w:tentative="1">
+      <w:start w:val="1"/>
+      <w:numFmt w:val="lowerLetter"/>
+      <w:lvlText w:val="%8."/>
+      <w:lvlJc w:val="left"/>
+      <w:pPr>
+        <w:ind w:left="5760" w:hanging="360"/>
+      </w:pPr>
+    </w:lvl>
+    <w:lvl w:ilvl="8" w:tplc="0409001B" w:tentative="1">
+      <w:start w:val="1"/>
+      <w:numFmt w:val="lowerRoman"/>
+      <w:lvlText w:val="%9."/>
+      <w:lvlJc w:val="right"/>
+      <w:pPr>
+        <w:ind w:left="6480" w:hanging="180"/>
+      </w:pPr>
+    </w:lvl>
+  </w:abstractNum>
+  <w:abstractNum w:abstractNumId="2" w15:restartNumberingAfterBreak="0">
+    <w:nsid w:val="38665486"/>
+    <w:multiLevelType w:val="multilevel"/>
+    <w:tmpl w:val="D3A608C4"/>
+    <w:lvl w:ilvl="0">
+      <w:start w:val="1"/>
+      <w:numFmt w:val="bullet"/>
+      <w:lvlText w:val=""/>
+      <w:lvlJc w:val="left"/>
+      <w:pPr>
+        <w:tabs>
+          <w:tab w:val="num" w:pos="720"/>
+        </w:tabs>
+        <w:ind w:left="720" w:hanging="360"/>
+      </w:pPr>
+      <w:rPr>
+        <w:rFonts w:ascii="Symbol" w:hAnsi="Symbol" w:hint="default"/>
+        <w:sz w:val="20"/>
+      </w:rPr>
+    </w:lvl>
+    <w:lvl w:ilvl="1" w:tentative="1">
+      <w:start w:val="1"/>
+      <w:numFmt w:val="bullet"/>
+      <w:lvlText w:val="o"/>
+      <w:lvlJc w:val="left"/>
+      <w:pPr>
+        <w:tabs>
+          <w:tab w:val="num" w:pos="1440"/>
+        </w:tabs>
+        <w:ind w:left="1440" w:hanging="360"/>
+      </w:pPr>
+      <w:rPr>
+        <w:rFonts w:ascii="Courier New" w:hAnsi="Courier New" w:hint="default"/>
+        <w:sz w:val="20"/>
+      </w:rPr>
+    </w:lvl>
+    <w:lvl w:ilvl="2" w:tentative="1">
+      <w:start w:val="1"/>
+      <w:numFmt w:val="bullet"/>
+      <w:lvlText w:val=""/>
+      <w:lvlJc w:val="left"/>
+      <w:pPr>
+        <w:tabs>
+          <w:tab w:val="num" w:pos="2160"/>
+        </w:tabs>
+        <w:ind w:left="2160" w:hanging="360"/>
+      </w:pPr>
+      <w:rPr>
+        <w:rFonts w:ascii="Wingdings" w:hAnsi="Wingdings" w:hint="default"/>
+        <w:sz w:val="20"/>
+      </w:rPr>
+    </w:lvl>
+    <w:lvl w:ilvl="3" w:tentative="1">
+      <w:start w:val="1"/>
+      <w:numFmt w:val="bullet"/>
+      <w:lvlText w:val=""/>
+      <w:lvlJc w:val="left"/>
+      <w:pPr>
+        <w:tabs>
+          <w:tab w:val="num" w:pos="2880"/>
+        </w:tabs>
+        <w:ind w:left="2880" w:hanging="360"/>
+      </w:pPr>
+      <w:rPr>
+        <w:rFonts w:ascii="Wingdings" w:hAnsi="Wingdings" w:hint="default"/>
+        <w:sz w:val="20"/>
+      </w:rPr>
+    </w:lvl>
+    <w:lvl w:ilvl="4" w:tentative="1">
+      <w:start w:val="1"/>
+      <w:numFmt w:val="bullet"/>
+      <w:lvlText w:val=""/>
+      <w:lvlJc w:val="left"/>
+      <w:pPr>
+        <w:tabs>
+          <w:tab w:val="num" w:pos="3600"/>
+        </w:tabs>
+        <w:ind w:left="3600" w:hanging="360"/>
+      </w:pPr>
+      <w:rPr>
+        <w:rFonts w:ascii="Wingdings" w:hAnsi="Wingdings" w:hint="default"/>
+        <w:sz w:val="20"/>
+      </w:rPr>
+    </w:lvl>
+    <w:lvl w:ilvl="5" w:tentative="1">
+      <w:start w:val="1"/>
+      <w:numFmt w:val="bullet"/>
+      <w:lvlText w:val=""/>
+      <w:lvlJc w:val="left"/>
+      <w:pPr>
+        <w:tabs>
+          <w:tab w:val="num" w:pos="4320"/>
+        </w:tabs>
+        <w:ind w:left="4320" w:hanging="360"/>
+      </w:pPr>
+      <w:rPr>
+        <w:rFonts w:ascii="Wingdings" w:hAnsi="Wingdings" w:hint="default"/>
+        <w:sz w:val="20"/>
+      </w:rPr>
+    </w:lvl>
+    <w:lvl w:ilvl="6" w:tentative="1">
+      <w:start w:val="1"/>
+      <w:numFmt w:val="bullet"/>
+      <w:lvlText w:val=""/>
+      <w:lvlJc w:val="left"/>
+      <w:pPr>
+        <w:tabs>
+          <w:tab w:val="num" w:pos="5040"/>
+        </w:tabs>
+        <w:ind w:left="5040" w:hanging="360"/>
+      </w:pPr>
+      <w:rPr>
+        <w:rFonts w:ascii="Wingdings" w:hAnsi="Wingdings" w:hint="default"/>
+        <w:sz w:val="20"/>
+      </w:rPr>
+    </w:lvl>
+    <w:lvl w:ilvl="7" w:tentative="1">
+      <w:start w:val="1"/>
+      <w:numFmt w:val="bullet"/>
+      <w:lvlText w:val=""/>
+      <w:lvlJc w:val="left"/>
+      <w:pPr>
+        <w:tabs>
+          <w:tab w:val="num" w:pos="5760"/>
+        </w:tabs>
+        <w:ind w:left="5760" w:hanging="360"/>
+      </w:pPr>
+      <w:rPr>
+        <w:rFonts w:ascii="Wingdings" w:hAnsi="Wingdings" w:hint="default"/>
+        <w:sz w:val="20"/>
+      </w:rPr>
+    </w:lvl>
+    <w:lvl w:ilvl="8" w:tentative="1">
+      <w:start w:val="1"/>
+      <w:numFmt w:val="bullet"/>
+      <w:lvlText w:val=""/>
+      <w:lvlJc w:val="left"/>
+      <w:pPr>
+        <w:tabs>
+          <w:tab w:val="num" w:pos="6480"/>
+        </w:tabs>
+        <w:ind w:left="6480" w:hanging="360"/>
+      </w:pPr>
+      <w:rPr>
+        <w:rFonts w:ascii="Wingdings" w:hAnsi="Wingdings" w:hint="default"/>
+        <w:sz w:val="20"/>
+      </w:rPr>
+    </w:lvl>
+  </w:abstractNum>
+  <w:abstractNum w:abstractNumId="3" w15:restartNumberingAfterBreak="0">
+    <w:nsid w:val="44EE0EED"/>
+    <w:multiLevelType w:val="multilevel"/>
+    <w:tmpl w:val="A5180D36"/>
+    <w:lvl w:ilvl="0">
+      <w:start w:val="1"/>
+      <w:numFmt w:val="bullet"/>
+      <w:lvlText w:val=""/>
+      <w:lvlJc w:val="left"/>
+      <w:pPr>
+        <w:tabs>
+          <w:tab w:val="num" w:pos="720"/>
+        </w:tabs>
+        <w:ind w:left="720" w:hanging="360"/>
+      </w:pPr>
+      <w:rPr>
+        <w:rFonts w:ascii="Symbol" w:hAnsi="Symbol" w:hint="default"/>
+        <w:sz w:val="20"/>
+      </w:rPr>
+    </w:lvl>
+    <w:lvl w:ilvl="1" w:tentative="1">
+      <w:start w:val="1"/>
+      <w:numFmt w:val="bullet"/>
+      <w:lvlText w:val="o"/>
+      <w:lvlJc w:val="left"/>
+      <w:pPr>
+        <w:tabs>
+          <w:tab w:val="num" w:pos="1440"/>
+        </w:tabs>
+        <w:ind w:left="1440" w:hanging="360"/>
+      </w:pPr>
+      <w:rPr>
+        <w:rFonts w:ascii="Courier New" w:hAnsi="Courier New" w:hint="default"/>
+        <w:sz w:val="20"/>
+      </w:rPr>
+    </w:lvl>
+    <w:lvl w:ilvl="2" w:tentative="1">
+      <w:start w:val="1"/>
+      <w:numFmt w:val="bullet"/>
+      <w:lvlText w:val=""/>
+      <w:lvlJc w:val="left"/>
+      <w:pPr>
+        <w:tabs>
+          <w:tab w:val="num" w:pos="2160"/>
+        </w:tabs>
+        <w:ind w:left="2160" w:hanging="360"/>
+      </w:pPr>
+      <w:rPr>
+        <w:rFonts w:ascii="Wingdings" w:hAnsi="Wingdings" w:hint="default"/>
+        <w:sz w:val="20"/>
+      </w:rPr>
+    </w:lvl>
+    <w:lvl w:ilvl="3" w:tentative="1">
+      <w:start w:val="1"/>
+      <w:numFmt w:val="bullet"/>
+      <w:lvlText w:val=""/>
+      <w:lvlJc w:val="left"/>
+      <w:pPr>
+        <w:tabs>
+          <w:tab w:val="num" w:pos="2880"/>
+        </w:tabs>
+        <w:ind w:left="2880" w:hanging="360"/>
+      </w:pPr>
+      <w:rPr>
+        <w:rFonts w:ascii="Wingdings" w:hAnsi="Wingdings" w:hint="default"/>
+        <w:sz w:val="20"/>
+      </w:rPr>
+    </w:lvl>
+    <w:lvl w:ilvl="4" w:tentative="1">
+      <w:start w:val="1"/>
+      <w:numFmt w:val="bullet"/>
+      <w:lvlText w:val=""/>
+      <w:lvlJc w:val="left"/>
+      <w:pPr>
+        <w:tabs>
+          <w:tab w:val="num" w:pos="3600"/>
+        </w:tabs>
+        <w:ind w:left="3600" w:hanging="360"/>
+      </w:pPr>
+      <w:rPr>
+        <w:rFonts w:ascii="Wingdings" w:hAnsi="Wingdings" w:hint="default"/>
+        <w:sz w:val="20"/>
+      </w:rPr>
+    </w:lvl>
+    <w:lvl w:ilvl="5" w:tentative="1">
+      <w:start w:val="1"/>
+      <w:numFmt w:val="bullet"/>
+      <w:lvlText w:val=""/>
+      <w:lvlJc w:val="left"/>
+      <w:pPr>
+        <w:tabs>
+          <w:tab w:val="num" w:pos="4320"/>
+        </w:tabs>
+        <w:ind w:left="4320" w:hanging="360"/>
+      </w:pPr>
+      <w:rPr>
+        <w:rFonts w:ascii="Wingdings" w:hAnsi="Wingdings" w:hint="default"/>
+        <w:sz w:val="20"/>
+      </w:rPr>
+    </w:lvl>
+    <w:lvl w:ilvl="6" w:tentative="1">
+      <w:start w:val="1"/>
+      <w:numFmt w:val="bullet"/>
+      <w:lvlText w:val=""/>
+      <w:lvlJc w:val="left"/>
+      <w:pPr>
+        <w:tabs>
+          <w:tab w:val="num" w:pos="5040"/>
+        </w:tabs>
+        <w:ind w:left="5040" w:hanging="360"/>
+      </w:pPr>
+      <w:rPr>
+        <w:rFonts w:ascii="Wingdings" w:hAnsi="Wingdings" w:hint="default"/>
+        <w:sz w:val="20"/>
+      </w:rPr>
+    </w:lvl>
+    <w:lvl w:ilvl="7" w:tentative="1">
+      <w:start w:val="1"/>
+      <w:numFmt w:val="bullet"/>
+      <w:lvlText w:val=""/>
+      <w:lvlJc w:val="left"/>
+      <w:pPr>
+        <w:tabs>
+          <w:tab w:val="num" w:pos="5760"/>
+        </w:tabs>
+        <w:ind w:left="5760" w:hanging="360"/>
+      </w:pPr>
+      <w:rPr>
+        <w:rFonts w:ascii="Wingdings" w:hAnsi="Wingdings" w:hint="default"/>
+        <w:sz w:val="20"/>
+      </w:rPr>
+    </w:lvl>
+    <w:lvl w:ilvl="8" w:tentative="1">
+      <w:start w:val="1"/>
+      <w:numFmt w:val="bullet"/>
+      <w:lvlText w:val=""/>
+      <w:lvlJc w:val="left"/>
+      <w:pPr>
+        <w:tabs>
+          <w:tab w:val="num" w:pos="6480"/>
+        </w:tabs>
+        <w:ind w:left="6480" w:hanging="360"/>
+      </w:pPr>
+      <w:rPr>
+        <w:rFonts w:ascii="Wingdings" w:hAnsi="Wingdings" w:hint="default"/>
+        <w:sz w:val="20"/>
+      </w:rPr>
+    </w:lvl>
+  </w:abstractNum>
+  <w:abstractNum w:abstractNumId="4" w15:restartNumberingAfterBreak="0">
+    <w:nsid w:val="768651A3"/>
+    <w:multiLevelType w:val="multilevel"/>
+    <w:tmpl w:val="3A6E1976"/>
+    <w:lvl w:ilvl="0">
+      <w:start w:val="1"/>
+      <w:numFmt w:val="bullet"/>
+      <w:lvlText w:val=""/>
+      <w:lvlJc w:val="left"/>
+      <w:pPr>
+        <w:tabs>
+          <w:tab w:val="num" w:pos="720"/>
+        </w:tabs>
+        <w:ind w:left="720" w:hanging="360"/>
+      </w:pPr>
+      <w:rPr>
+        <w:rFonts w:ascii="Symbol" w:hAnsi="Symbol" w:hint="default"/>
+        <w:sz w:val="20"/>
+      </w:rPr>
+    </w:lvl>
+    <w:lvl w:ilvl="1" w:tentative="1">
+      <w:start w:val="1"/>
+      <w:numFmt w:val="bullet"/>
+      <w:lvlText w:val="o"/>
+      <w:lvlJc w:val="left"/>
+      <w:pPr>
+        <w:tabs>
+          <w:tab w:val="num" w:pos="1440"/>
+        </w:tabs>
+        <w:ind w:left="1440" w:hanging="360"/>
+      </w:pPr>
+      <w:rPr>
+        <w:rFonts w:ascii="Courier New" w:hAnsi="Courier New" w:hint="default"/>
+        <w:sz w:val="20"/>
+      </w:rPr>
+    </w:lvl>
+    <w:lvl w:ilvl="2" w:tentative="1">
+      <w:start w:val="1"/>
+      <w:numFmt w:val="bullet"/>
+      <w:lvlText w:val=""/>
+      <w:lvlJc w:val="left"/>
+      <w:pPr>
+        <w:tabs>
+          <w:tab w:val="num" w:pos="2160"/>
+        </w:tabs>
+        <w:ind w:left="2160" w:hanging="360"/>
+      </w:pPr>
+      <w:rPr>
+        <w:rFonts w:ascii="Wingdings" w:hAnsi="Wingdings" w:hint="default"/>
+        <w:sz w:val="20"/>
+      </w:rPr>
+    </w:lvl>
+    <w:lvl w:ilvl="3" w:tentative="1">
+      <w:start w:val="1"/>
+      <w:numFmt w:val="bullet"/>
+      <w:lvlText w:val=""/>
+      <w:lvlJc w:val="left"/>
+      <w:pPr>
+        <w:tabs>
+          <w:tab w:val="num" w:pos="2880"/>
+        </w:tabs>
+        <w:ind w:left="2880" w:hanging="360"/>
+      </w:pPr>
+      <w:rPr>
+        <w:rFonts w:ascii="Wingdings" w:hAnsi="Wingdings" w:hint="default"/>
+        <w:sz w:val="20"/>
+      </w:rPr>
+    </w:lvl>
+    <w:lvl w:ilvl="4" w:tentative="1">
+      <w:start w:val="1"/>
+      <w:numFmt w:val="bullet"/>
+      <w:lvlText w:val=""/>
+      <w:lvlJc w:val="left"/>
+      <w:pPr>
+        <w:tabs>
+          <w:tab w:val="num" w:pos="3600"/>
+        </w:tabs>
+        <w:ind w:left="3600" w:hanging="360"/>
+      </w:pPr>
+      <w:rPr>
+        <w:rFonts w:ascii="Wingdings" w:hAnsi="Wingdings" w:hint="default"/>
+        <w:sz w:val="20"/>
+      </w:rPr>
+    </w:lvl>
+    <w:lvl w:ilvl="5" w:tentative="1">
+      <w:start w:val="1"/>
+      <w:numFmt w:val="bullet"/>
+      <w:lvlText w:val=""/>
+      <w:lvlJc w:val="left"/>
+      <w:pPr>
+        <w:tabs>
+          <w:tab w:val="num" w:pos="4320"/>
+        </w:tabs>
+        <w:ind w:left="4320" w:hanging="360"/>
+      </w:pPr>
+      <w:rPr>
+        <w:rFonts w:ascii="Wingdings" w:hAnsi="Wingdings" w:hint="default"/>
+        <w:sz w:val="20"/>
+      </w:rPr>
+    </w:lvl>
+    <w:lvl w:ilvl="6" w:tentative="1">
+      <w:start w:val="1"/>
+      <w:numFmt w:val="bullet"/>
+      <w:lvlText w:val=""/>
+      <w:lvlJc w:val="left"/>
+      <w:pPr>
+        <w:tabs>
+          <w:tab w:val="num" w:pos="5040"/>
+        </w:tabs>
+        <w:ind w:left="5040" w:hanging="360"/>
+      </w:pPr>
+      <w:rPr>
+        <w:rFonts w:ascii="Wingdings" w:hAnsi="Wingdings" w:hint="default"/>
+        <w:sz w:val="20"/>
+      </w:rPr>
+    </w:lvl>
+    <w:lvl w:ilvl="7" w:tentative="1">
+      <w:start w:val="1"/>
+      <w:numFmt w:val="bullet"/>
+      <w:lvlText w:val=""/>
+      <w:lvlJc w:val="left"/>
+      <w:pPr>
+        <w:tabs>
+          <w:tab w:val="num" w:pos="5760"/>
+        </w:tabs>
+        <w:ind w:left="5760" w:hanging="360"/>
+      </w:pPr>
+      <w:rPr>
+        <w:rFonts w:ascii="Wingdings" w:hAnsi="Wingdings" w:hint="default"/>
+        <w:sz w:val="20"/>
+      </w:rPr>
+    </w:lvl>
+    <w:lvl w:ilvl="8" w:tentative="1">
+      <w:start w:val="1"/>
+      <w:numFmt w:val="bullet"/>
+      <w:lvlText w:val=""/>
+      <w:lvlJc w:val="left"/>
+      <w:pPr>
+        <w:tabs>
+          <w:tab w:val="num" w:pos="6480"/>
+        </w:tabs>
+        <w:ind w:left="6480" w:hanging="360"/>
+      </w:pPr>
+      <w:rPr>
+        <w:rFonts w:ascii="Wingdings" w:hAnsi="Wingdings" w:hint="default"/>
+        <w:sz w:val="20"/>
+      </w:rPr>
+    </w:lvl>
+  </w:abstractNum>
   <w:num w:numId="1" w16cid:durableId="231081185">
+    <w:abstractNumId w:val="4"/>
+  </w:num>
+  <w:num w:numId="2" w16cid:durableId="193740410">
+    <w:abstractNumId w:val="1"/>
+  </w:num>
+  <w:num w:numId="3" w16cid:durableId="559023494">
+    <w:abstractNumId w:val="3"/>
+  </w:num>
+  <w:num w:numId="4" w16cid:durableId="1668485427">
+    <w:abstractNumId w:val="2"/>
+  </w:num>
+  <w:num w:numId="5" w16cid:durableId="885874634">
     <w:abstractNumId w:val="0"/>
   </w:num>
 </w:numbering>
@@ -3007,6 +5667,17 @@
       <w:spacing w:val="5"/>
     </w:rPr>
   </w:style>
+  <w:style w:type="paragraph" w:styleId="NormalWeb">
+    <w:name w:val="Normal (Web)"/>
+    <w:basedOn w:val="Normal"/>
+    <w:uiPriority w:val="99"/>
+    <w:semiHidden/>
+    <w:unhideWhenUsed/>
+    <w:rsid w:val="00F95AF8"/>
+    <w:rPr>
+      <w:rFonts w:ascii="Times New Roman" w:hAnsi="Times New Roman" w:cs="Times New Roman"/>
+    </w:rPr>
+  </w:style>
 </w:styles>
 </file>
 
